--- a/各类表格/4.1 主机安全基线核查/素材3：Linux配置核查检查表（快速参考）.docx
+++ b/各类表格/4.1 主机安全基线核查/素材3：Linux配置核查检查表（快速参考）.docx
@@ -1,6 +1,6 @@
 
 <file path=word/document.xml><?xml version="1.0" encoding="utf-8"?>
-<w:document xmlns:wpc="http://schemas.microsoft.com/office/word/2010/wordprocessingCanvas" xmlns:cx="http://schemas.microsoft.com/office/drawing/2014/chartex" xmlns:cx1="http://schemas.microsoft.com/office/drawing/2015/9/8/chartex" xmlns:cx2="http://schemas.microsoft.com/office/drawing/2015/10/21/chartex" xmlns:cx3="http://schemas.microsoft.com/office/drawing/2016/5/9/chartex" xmlns:cx4="http://schemas.microsoft.com/office/drawing/2016/5/10/chartex" xmlns:cx5="http://schemas.microsoft.com/office/drawing/2016/5/11/chartex" xmlns:cx6="http://schemas.microsoft.com/office/drawing/2016/5/12/chartex" xmlns:cx7="http://schemas.microsoft.com/office/drawing/2016/5/13/chartex" xmlns:cx8="http://schemas.microsoft.com/office/drawing/2016/5/14/chartex" xmlns:mc="http://schemas.openxmlformats.org/markup-compatibility/2006" xmlns:o="urn:schemas-microsoft-com:office:office" xmlns:r="http://schemas.openxmlformats.org/officeDocument/2006/relationships" xmlns:m="http://schemas.openxmlformats.org/officeDocument/2006/math" xmlns:v="urn:schemas-microsoft-com:vml" xmlns:wp14="http://schemas.microsoft.com/office/word/2010/wordprocessingDrawing" xmlns:wp="http://schemas.openxmlformats.org/drawingml/2006/wordprocessingDrawing" xmlns:w="http://schemas.openxmlformats.org/wordprocessingml/2006/main" xmlns:w14="http://schemas.microsoft.com/office/word/2010/wordml" xmlns:w10="urn:schemas-microsoft-com:office:word" xmlns:w15="http://schemas.microsoft.com/office/word/2012/wordml" xmlns:wpg="http://schemas.microsoft.com/office/word/2010/wordprocessingGroup" xmlns:wpi="http://schemas.microsoft.com/office/word/2010/wordprocessingInk" xmlns:wne="http://schemas.microsoft.com/office/word/2006/wordml" xmlns:wps="http://schemas.microsoft.com/office/word/2010/wordprocessingShape" xmlns:wpsCustomData="http://www.wps.cn/officeDocument/2013/wpsCustomData" mc:Ignorable="w14 w15 wp14">
+<w:document xmlns:wpc="http://schemas.microsoft.com/office/word/2010/wordprocessingCanvas" xmlns:mc="http://schemas.openxmlformats.org/markup-compatibility/2006" xmlns:o="urn:schemas-microsoft-com:office:office" xmlns:r="http://schemas.openxmlformats.org/officeDocument/2006/relationships" xmlns:m="http://schemas.openxmlformats.org/officeDocument/2006/math" xmlns:v="urn:schemas-microsoft-com:vml" xmlns:wp14="http://schemas.microsoft.com/office/word/2010/wordprocessingDrawing" xmlns:wp="http://schemas.openxmlformats.org/drawingml/2006/wordprocessingDrawing" xmlns:w="http://schemas.openxmlformats.org/wordprocessingml/2006/main" xmlns:w14="http://schemas.microsoft.com/office/word/2010/wordml" xmlns:w10="urn:schemas-microsoft-com:office:word" xmlns:w15="http://schemas.microsoft.com/office/word/2012/wordml" xmlns:wpg="http://schemas.microsoft.com/office/word/2010/wordprocessingGroup" xmlns:wpi="http://schemas.microsoft.com/office/word/2010/wordprocessingInk" xmlns:wne="http://schemas.microsoft.com/office/word/2006/wordml" xmlns:wps="http://schemas.microsoft.com/office/word/2010/wordprocessingShape" xmlns:wpsCustomData="http://www.wps.cn/officeDocument/2013/wpsCustomData" mc:Ignorable="w14 w15 wp14">
   <w:body>
     <w:p>
       <w:pPr>
@@ -35,27 +35,12 @@
           <w:szCs w:val="30"/>
           <w:shd w:val="clear" w:fill="FFFFFF"/>
         </w:rPr>
-        <w:t>素材3：Linux配置核查检查表</w:t>
-      </w:r>
-      <w:bookmarkStart w:id="0" w:name="_GoBack"/>
-      <w:bookmarkEnd w:id="0"/>
-      <w:r>
-        <w:rPr>
-          <w:rFonts w:hint="default" w:ascii="Segoe UI" w:hAnsi="Segoe UI" w:eastAsia="Segoe UI" w:cs="Segoe UI"/>
-          <w:b/>
-          <w:bCs/>
-          <w:caps w:val="0"/>
-          <w:color w:val="0F1115"/>
-          <w:spacing w:val="0"/>
-          <w:sz w:val="30"/>
-          <w:szCs w:val="30"/>
-          <w:shd w:val="clear" w:fill="FFFFFF"/>
-        </w:rPr>
-        <w:t>（快速参考）</w:t>
+        <w:t>素材3：Linux配置核查检查表（快速参考）</w:t>
       </w:r>
     </w:p>
     <w:tbl>
       <w:tblPr>
+        <w:tblStyle w:val="3"/>
         <w:tblW w:w="0" w:type="auto"/>
         <w:tblInd w:w="0" w:type="dxa"/>
         <w:tblBorders>
@@ -66,7 +51,7 @@
           <w:insideH w:val="single" w:color="auto" w:sz="4" w:space="0"/>
           <w:insideV w:val="single" w:color="auto" w:sz="4" w:space="0"/>
         </w:tblBorders>
-        <w:shd w:val="clear"/>
+        <w:shd w:val="clear" w:color="auto" w:fill="auto"/>
         <w:tblLayout w:type="autofit"/>
         <w:tblCellMar>
           <w:top w:w="15" w:type="dxa"/>
@@ -76,12 +61,11 @@
         </w:tblCellMar>
       </w:tblPr>
       <w:tblGrid>
-        <w:gridCol w:w="557"/>
-        <w:gridCol w:w="1439"/>
-        <w:gridCol w:w="3098"/>
-        <w:gridCol w:w="1828"/>
-        <w:gridCol w:w="941"/>
-        <w:gridCol w:w="683"/>
+        <w:gridCol w:w="597"/>
+        <w:gridCol w:w="1622"/>
+        <w:gridCol w:w="3438"/>
+        <w:gridCol w:w="2059"/>
+        <w:gridCol w:w="830"/>
       </w:tblGrid>
       <w:tr>
         <w:tblPrEx>
@@ -93,16 +77,22 @@
             <w:insideH w:val="single" w:color="auto" w:sz="4" w:space="0"/>
             <w:insideV w:val="single" w:color="auto" w:sz="4" w:space="0"/>
           </w:tblBorders>
-          <w:shd w:val="clear"/>
+          <w:shd w:val="clear" w:color="auto" w:fill="auto"/>
+          <w:tblCellMar>
+            <w:top w:w="15" w:type="dxa"/>
+            <w:left w:w="15" w:type="dxa"/>
+            <w:bottom w:w="15" w:type="dxa"/>
+            <w:right w:w="15" w:type="dxa"/>
+          </w:tblCellMar>
         </w:tblPrEx>
         <w:trPr>
-          <w:gridAfter w:val="1"/>
+          <w:wAfter w:w="0" w:type="auto"/>
           <w:tblHeader/>
         </w:trPr>
         <w:tc>
           <w:tcPr>
             <w:tcW w:w="0" w:type="auto"/>
-            <w:shd w:val="clear"/>
+            <w:shd w:val="clear" w:color="auto" w:fill="auto"/>
             <w:tcMar>
               <w:top w:w="150" w:type="dxa"/>
               <w:left w:w="0" w:type="dxa"/>
@@ -131,7 +121,6 @@
                 <w:kern w:val="0"/>
                 <w:sz w:val="22"/>
                 <w:szCs w:val="22"/>
-                <w:bdr w:val="none" w:color="auto" w:sz="0" w:space="0"/>
                 <w:lang w:val="en-US" w:eastAsia="zh-CN" w:bidi="ar"/>
               </w:rPr>
               <w:t>序号</w:t>
@@ -141,36 +130,35 @@
         <w:tc>
           <w:tcPr>
             <w:tcW w:w="0" w:type="auto"/>
-            <w:shd w:val="clear"/>
-            <w:tcMar>
-              <w:top w:w="150" w:type="dxa"/>
-              <w:left w:w="240" w:type="dxa"/>
-              <w:bottom w:w="150" w:type="dxa"/>
-              <w:right w:w="240" w:type="dxa"/>
-            </w:tcMar>
-            <w:vAlign w:val="center"/>
-          </w:tcPr>
-          <w:p>
-            <w:pPr>
-              <w:keepNext w:val="0"/>
-              <w:keepLines w:val="0"/>
-              <w:widowControl/>
-              <w:suppressLineNumbers w:val="0"/>
-              <w:spacing w:line="300" w:lineRule="atLeast"/>
-              <w:jc w:val="left"/>
-              <w:rPr>
-                <w:rFonts w:hint="default" w:ascii="Segoe UI" w:hAnsi="Segoe UI" w:eastAsia="Segoe UI" w:cs="Segoe UI"/>
-                <w:sz w:val="22"/>
-                <w:szCs w:val="22"/>
-              </w:rPr>
-            </w:pPr>
-            <w:r>
-              <w:rPr>
-                <w:rFonts w:hint="default" w:ascii="Segoe UI" w:hAnsi="Segoe UI" w:eastAsia="Segoe UI" w:cs="Segoe UI"/>
-                <w:kern w:val="0"/>
-                <w:sz w:val="22"/>
-                <w:szCs w:val="22"/>
-                <w:bdr w:val="none" w:color="auto" w:sz="0" w:space="0"/>
+            <w:shd w:val="clear" w:color="auto" w:fill="auto"/>
+            <w:tcMar>
+              <w:top w:w="150" w:type="dxa"/>
+              <w:left w:w="240" w:type="dxa"/>
+              <w:bottom w:w="150" w:type="dxa"/>
+              <w:right w:w="240" w:type="dxa"/>
+            </w:tcMar>
+            <w:vAlign w:val="center"/>
+          </w:tcPr>
+          <w:p>
+            <w:pPr>
+              <w:keepNext w:val="0"/>
+              <w:keepLines w:val="0"/>
+              <w:widowControl/>
+              <w:suppressLineNumbers w:val="0"/>
+              <w:spacing w:line="300" w:lineRule="atLeast"/>
+              <w:jc w:val="left"/>
+              <w:rPr>
+                <w:rFonts w:hint="default" w:ascii="Segoe UI" w:hAnsi="Segoe UI" w:eastAsia="Segoe UI" w:cs="Segoe UI"/>
+                <w:sz w:val="22"/>
+                <w:szCs w:val="22"/>
+              </w:rPr>
+            </w:pPr>
+            <w:r>
+              <w:rPr>
+                <w:rFonts w:hint="default" w:ascii="Segoe UI" w:hAnsi="Segoe UI" w:eastAsia="Segoe UI" w:cs="Segoe UI"/>
+                <w:kern w:val="0"/>
+                <w:sz w:val="22"/>
+                <w:szCs w:val="22"/>
                 <w:lang w:val="en-US" w:eastAsia="zh-CN" w:bidi="ar"/>
               </w:rPr>
               <w:t>检查项</w:t>
@@ -180,36 +168,35 @@
         <w:tc>
           <w:tcPr>
             <w:tcW w:w="0" w:type="auto"/>
-            <w:shd w:val="clear"/>
-            <w:tcMar>
-              <w:top w:w="150" w:type="dxa"/>
-              <w:left w:w="240" w:type="dxa"/>
-              <w:bottom w:w="150" w:type="dxa"/>
-              <w:right w:w="240" w:type="dxa"/>
-            </w:tcMar>
-            <w:vAlign w:val="center"/>
-          </w:tcPr>
-          <w:p>
-            <w:pPr>
-              <w:keepNext w:val="0"/>
-              <w:keepLines w:val="0"/>
-              <w:widowControl/>
-              <w:suppressLineNumbers w:val="0"/>
-              <w:spacing w:line="300" w:lineRule="atLeast"/>
-              <w:jc w:val="left"/>
-              <w:rPr>
-                <w:rFonts w:hint="default" w:ascii="Segoe UI" w:hAnsi="Segoe UI" w:eastAsia="Segoe UI" w:cs="Segoe UI"/>
-                <w:sz w:val="22"/>
-                <w:szCs w:val="22"/>
-              </w:rPr>
-            </w:pPr>
-            <w:r>
-              <w:rPr>
-                <w:rFonts w:hint="default" w:ascii="Segoe UI" w:hAnsi="Segoe UI" w:eastAsia="Segoe UI" w:cs="Segoe UI"/>
-                <w:kern w:val="0"/>
-                <w:sz w:val="22"/>
-                <w:szCs w:val="22"/>
-                <w:bdr w:val="none" w:color="auto" w:sz="0" w:space="0"/>
+            <w:shd w:val="clear" w:color="auto" w:fill="auto"/>
+            <w:tcMar>
+              <w:top w:w="150" w:type="dxa"/>
+              <w:left w:w="240" w:type="dxa"/>
+              <w:bottom w:w="150" w:type="dxa"/>
+              <w:right w:w="240" w:type="dxa"/>
+            </w:tcMar>
+            <w:vAlign w:val="center"/>
+          </w:tcPr>
+          <w:p>
+            <w:pPr>
+              <w:keepNext w:val="0"/>
+              <w:keepLines w:val="0"/>
+              <w:widowControl/>
+              <w:suppressLineNumbers w:val="0"/>
+              <w:spacing w:line="300" w:lineRule="atLeast"/>
+              <w:jc w:val="left"/>
+              <w:rPr>
+                <w:rFonts w:hint="default" w:ascii="Segoe UI" w:hAnsi="Segoe UI" w:eastAsia="Segoe UI" w:cs="Segoe UI"/>
+                <w:sz w:val="22"/>
+                <w:szCs w:val="22"/>
+              </w:rPr>
+            </w:pPr>
+            <w:r>
+              <w:rPr>
+                <w:rFonts w:hint="default" w:ascii="Segoe UI" w:hAnsi="Segoe UI" w:eastAsia="Segoe UI" w:cs="Segoe UI"/>
+                <w:kern w:val="0"/>
+                <w:sz w:val="22"/>
+                <w:szCs w:val="22"/>
                 <w:lang w:val="en-US" w:eastAsia="zh-CN" w:bidi="ar"/>
               </w:rPr>
               <w:t>检查命令/文件</w:t>
@@ -219,36 +206,35 @@
         <w:tc>
           <w:tcPr>
             <w:tcW w:w="0" w:type="auto"/>
-            <w:shd w:val="clear"/>
-            <w:tcMar>
-              <w:top w:w="150" w:type="dxa"/>
-              <w:left w:w="240" w:type="dxa"/>
-              <w:bottom w:w="150" w:type="dxa"/>
-              <w:right w:w="240" w:type="dxa"/>
-            </w:tcMar>
-            <w:vAlign w:val="center"/>
-          </w:tcPr>
-          <w:p>
-            <w:pPr>
-              <w:keepNext w:val="0"/>
-              <w:keepLines w:val="0"/>
-              <w:widowControl/>
-              <w:suppressLineNumbers w:val="0"/>
-              <w:spacing w:line="300" w:lineRule="atLeast"/>
-              <w:jc w:val="left"/>
-              <w:rPr>
-                <w:rFonts w:hint="default" w:ascii="Segoe UI" w:hAnsi="Segoe UI" w:eastAsia="Segoe UI" w:cs="Segoe UI"/>
-                <w:sz w:val="22"/>
-                <w:szCs w:val="22"/>
-              </w:rPr>
-            </w:pPr>
-            <w:r>
-              <w:rPr>
-                <w:rFonts w:hint="default" w:ascii="Segoe UI" w:hAnsi="Segoe UI" w:eastAsia="Segoe UI" w:cs="Segoe UI"/>
-                <w:kern w:val="0"/>
-                <w:sz w:val="22"/>
-                <w:szCs w:val="22"/>
-                <w:bdr w:val="none" w:color="auto" w:sz="0" w:space="0"/>
+            <w:shd w:val="clear" w:color="auto" w:fill="auto"/>
+            <w:tcMar>
+              <w:top w:w="150" w:type="dxa"/>
+              <w:left w:w="240" w:type="dxa"/>
+              <w:bottom w:w="150" w:type="dxa"/>
+              <w:right w:w="240" w:type="dxa"/>
+            </w:tcMar>
+            <w:vAlign w:val="center"/>
+          </w:tcPr>
+          <w:p>
+            <w:pPr>
+              <w:keepNext w:val="0"/>
+              <w:keepLines w:val="0"/>
+              <w:widowControl/>
+              <w:suppressLineNumbers w:val="0"/>
+              <w:spacing w:line="300" w:lineRule="atLeast"/>
+              <w:jc w:val="left"/>
+              <w:rPr>
+                <w:rFonts w:hint="default" w:ascii="Segoe UI" w:hAnsi="Segoe UI" w:eastAsia="Segoe UI" w:cs="Segoe UI"/>
+                <w:sz w:val="22"/>
+                <w:szCs w:val="22"/>
+              </w:rPr>
+            </w:pPr>
+            <w:r>
+              <w:rPr>
+                <w:rFonts w:hint="default" w:ascii="Segoe UI" w:hAnsi="Segoe UI" w:eastAsia="Segoe UI" w:cs="Segoe UI"/>
+                <w:kern w:val="0"/>
+                <w:sz w:val="22"/>
+                <w:szCs w:val="22"/>
                 <w:lang w:val="en-US" w:eastAsia="zh-CN" w:bidi="ar"/>
               </w:rPr>
               <w:t>合规标准</w:t>
@@ -257,37 +243,36 @@
         </w:tc>
         <w:tc>
           <w:tcPr>
-            <w:tcW w:w="0" w:type="auto"/>
-            <w:shd w:val="clear"/>
-            <w:tcMar>
-              <w:top w:w="150" w:type="dxa"/>
-              <w:left w:w="240" w:type="dxa"/>
-              <w:bottom w:w="150" w:type="dxa"/>
-              <w:right w:w="240" w:type="dxa"/>
-            </w:tcMar>
-            <w:vAlign w:val="center"/>
-          </w:tcPr>
-          <w:p>
-            <w:pPr>
-              <w:keepNext w:val="0"/>
-              <w:keepLines w:val="0"/>
-              <w:widowControl/>
-              <w:suppressLineNumbers w:val="0"/>
-              <w:spacing w:line="300" w:lineRule="atLeast"/>
-              <w:jc w:val="left"/>
-              <w:rPr>
-                <w:rFonts w:hint="default" w:ascii="Segoe UI" w:hAnsi="Segoe UI" w:eastAsia="Segoe UI" w:cs="Segoe UI"/>
-                <w:sz w:val="22"/>
-                <w:szCs w:val="22"/>
-              </w:rPr>
-            </w:pPr>
-            <w:r>
-              <w:rPr>
-                <w:rFonts w:hint="default" w:ascii="Segoe UI" w:hAnsi="Segoe UI" w:eastAsia="Segoe UI" w:cs="Segoe UI"/>
-                <w:kern w:val="0"/>
-                <w:sz w:val="22"/>
-                <w:szCs w:val="22"/>
-                <w:bdr w:val="none" w:color="auto" w:sz="0" w:space="0"/>
+            <w:tcW w:w="829" w:type="dxa"/>
+            <w:shd w:val="clear" w:color="auto" w:fill="auto"/>
+            <w:tcMar>
+              <w:top w:w="150" w:type="dxa"/>
+              <w:left w:w="240" w:type="dxa"/>
+              <w:bottom w:w="150" w:type="dxa"/>
+              <w:right w:w="240" w:type="dxa"/>
+            </w:tcMar>
+            <w:vAlign w:val="center"/>
+          </w:tcPr>
+          <w:p>
+            <w:pPr>
+              <w:keepNext w:val="0"/>
+              <w:keepLines w:val="0"/>
+              <w:widowControl/>
+              <w:suppressLineNumbers w:val="0"/>
+              <w:spacing w:line="300" w:lineRule="atLeast"/>
+              <w:jc w:val="left"/>
+              <w:rPr>
+                <w:rFonts w:hint="default" w:ascii="Segoe UI" w:hAnsi="Segoe UI" w:eastAsia="Segoe UI" w:cs="Segoe UI"/>
+                <w:sz w:val="22"/>
+                <w:szCs w:val="22"/>
+              </w:rPr>
+            </w:pPr>
+            <w:r>
+              <w:rPr>
+                <w:rFonts w:hint="default" w:ascii="Segoe UI" w:hAnsi="Segoe UI" w:eastAsia="Segoe UI" w:cs="Segoe UI"/>
+                <w:kern w:val="0"/>
+                <w:sz w:val="22"/>
+                <w:szCs w:val="22"/>
                 <w:lang w:val="en-US" w:eastAsia="zh-CN" w:bidi="ar"/>
               </w:rPr>
               <w:t>检查结果</w:t>
@@ -305,7 +290,7 @@
             <w:insideH w:val="single" w:color="auto" w:sz="4" w:space="0"/>
             <w:insideV w:val="single" w:color="auto" w:sz="4" w:space="0"/>
           </w:tblBorders>
-          <w:shd w:val="clear"/>
+          <w:shd w:val="clear" w:color="auto" w:fill="auto"/>
           <w:tblCellMar>
             <w:top w:w="15" w:type="dxa"/>
             <w:left w:w="15" w:type="dxa"/>
@@ -314,12 +299,12 @@
           </w:tblCellMar>
         </w:tblPrEx>
         <w:trPr>
-          <w:gridAfter w:val="1"/>
+          <w:wAfter w:w="0" w:type="auto"/>
         </w:trPr>
         <w:tc>
           <w:tcPr>
             <w:tcW w:w="0" w:type="auto"/>
-            <w:shd w:val="clear"/>
+            <w:shd w:val="clear" w:color="auto" w:fill="auto"/>
             <w:tcMar>
               <w:top w:w="150" w:type="dxa"/>
               <w:left w:w="0" w:type="dxa"/>
@@ -348,7 +333,6 @@
                 <w:kern w:val="0"/>
                 <w:sz w:val="22"/>
                 <w:szCs w:val="22"/>
-                <w:bdr w:val="none" w:color="auto" w:sz="0" w:space="0"/>
                 <w:lang w:val="en-US" w:eastAsia="zh-CN" w:bidi="ar"/>
               </w:rPr>
               <w:t>1</w:t>
@@ -358,36 +342,35 @@
         <w:tc>
           <w:tcPr>
             <w:tcW w:w="0" w:type="auto"/>
-            <w:shd w:val="clear"/>
-            <w:tcMar>
-              <w:top w:w="150" w:type="dxa"/>
-              <w:left w:w="240" w:type="dxa"/>
-              <w:bottom w:w="150" w:type="dxa"/>
-              <w:right w:w="240" w:type="dxa"/>
-            </w:tcMar>
-            <w:vAlign w:val="center"/>
-          </w:tcPr>
-          <w:p>
-            <w:pPr>
-              <w:keepNext w:val="0"/>
-              <w:keepLines w:val="0"/>
-              <w:widowControl/>
-              <w:suppressLineNumbers w:val="0"/>
-              <w:spacing w:line="300" w:lineRule="atLeast"/>
-              <w:jc w:val="left"/>
-              <w:rPr>
-                <w:rFonts w:hint="default" w:ascii="Segoe UI" w:hAnsi="Segoe UI" w:eastAsia="Segoe UI" w:cs="Segoe UI"/>
-                <w:sz w:val="22"/>
-                <w:szCs w:val="22"/>
-              </w:rPr>
-            </w:pPr>
-            <w:r>
-              <w:rPr>
-                <w:rFonts w:hint="default" w:ascii="Segoe UI" w:hAnsi="Segoe UI" w:eastAsia="Segoe UI" w:cs="Segoe UI"/>
-                <w:kern w:val="0"/>
-                <w:sz w:val="22"/>
-                <w:szCs w:val="22"/>
-                <w:bdr w:val="none" w:color="auto" w:sz="0" w:space="0"/>
+            <w:shd w:val="clear" w:color="auto" w:fill="auto"/>
+            <w:tcMar>
+              <w:top w:w="150" w:type="dxa"/>
+              <w:left w:w="240" w:type="dxa"/>
+              <w:bottom w:w="150" w:type="dxa"/>
+              <w:right w:w="240" w:type="dxa"/>
+            </w:tcMar>
+            <w:vAlign w:val="center"/>
+          </w:tcPr>
+          <w:p>
+            <w:pPr>
+              <w:keepNext w:val="0"/>
+              <w:keepLines w:val="0"/>
+              <w:widowControl/>
+              <w:suppressLineNumbers w:val="0"/>
+              <w:spacing w:line="300" w:lineRule="atLeast"/>
+              <w:jc w:val="left"/>
+              <w:rPr>
+                <w:rFonts w:hint="default" w:ascii="Segoe UI" w:hAnsi="Segoe UI" w:eastAsia="Segoe UI" w:cs="Segoe UI"/>
+                <w:sz w:val="22"/>
+                <w:szCs w:val="22"/>
+              </w:rPr>
+            </w:pPr>
+            <w:r>
+              <w:rPr>
+                <w:rFonts w:hint="default" w:ascii="Segoe UI" w:hAnsi="Segoe UI" w:eastAsia="Segoe UI" w:cs="Segoe UI"/>
+                <w:kern w:val="0"/>
+                <w:sz w:val="22"/>
+                <w:szCs w:val="22"/>
                 <w:lang w:val="en-US" w:eastAsia="zh-CN" w:bidi="ar"/>
               </w:rPr>
               <w:t>密码有效期</w:t>
@@ -397,36 +380,35 @@
         <w:tc>
           <w:tcPr>
             <w:tcW w:w="0" w:type="auto"/>
-            <w:shd w:val="clear"/>
-            <w:tcMar>
-              <w:top w:w="150" w:type="dxa"/>
-              <w:left w:w="240" w:type="dxa"/>
-              <w:bottom w:w="150" w:type="dxa"/>
-              <w:right w:w="240" w:type="dxa"/>
-            </w:tcMar>
-            <w:vAlign w:val="center"/>
-          </w:tcPr>
-          <w:p>
-            <w:pPr>
-              <w:keepNext w:val="0"/>
-              <w:keepLines w:val="0"/>
-              <w:widowControl/>
-              <w:suppressLineNumbers w:val="0"/>
-              <w:spacing w:line="300" w:lineRule="atLeast"/>
-              <w:jc w:val="left"/>
-              <w:rPr>
-                <w:rFonts w:hint="default" w:ascii="Segoe UI" w:hAnsi="Segoe UI" w:eastAsia="Segoe UI" w:cs="Segoe UI"/>
-                <w:sz w:val="22"/>
-                <w:szCs w:val="22"/>
-              </w:rPr>
-            </w:pPr>
-            <w:r>
-              <w:rPr>
-                <w:rFonts w:hint="default" w:ascii="Segoe UI" w:hAnsi="Segoe UI" w:eastAsia="Segoe UI" w:cs="Segoe UI"/>
-                <w:kern w:val="0"/>
-                <w:sz w:val="22"/>
-                <w:szCs w:val="22"/>
-                <w:bdr w:val="none" w:color="auto" w:sz="0" w:space="0"/>
+            <w:shd w:val="clear" w:color="auto" w:fill="auto"/>
+            <w:tcMar>
+              <w:top w:w="150" w:type="dxa"/>
+              <w:left w:w="240" w:type="dxa"/>
+              <w:bottom w:w="150" w:type="dxa"/>
+              <w:right w:w="240" w:type="dxa"/>
+            </w:tcMar>
+            <w:vAlign w:val="center"/>
+          </w:tcPr>
+          <w:p>
+            <w:pPr>
+              <w:keepNext w:val="0"/>
+              <w:keepLines w:val="0"/>
+              <w:widowControl/>
+              <w:suppressLineNumbers w:val="0"/>
+              <w:spacing w:line="300" w:lineRule="atLeast"/>
+              <w:jc w:val="left"/>
+              <w:rPr>
+                <w:rFonts w:hint="default" w:ascii="Segoe UI" w:hAnsi="Segoe UI" w:eastAsia="Segoe UI" w:cs="Segoe UI"/>
+                <w:sz w:val="22"/>
+                <w:szCs w:val="22"/>
+              </w:rPr>
+            </w:pPr>
+            <w:r>
+              <w:rPr>
+                <w:rFonts w:hint="default" w:ascii="Segoe UI" w:hAnsi="Segoe UI" w:eastAsia="Segoe UI" w:cs="Segoe UI"/>
+                <w:kern w:val="0"/>
+                <w:sz w:val="22"/>
+                <w:szCs w:val="22"/>
                 <w:lang w:val="en-US" w:eastAsia="zh-CN" w:bidi="ar"/>
               </w:rPr>
               <w:t>/etc/login.defs PASS_MAX_DAYS</w:t>
@@ -436,36 +418,35 @@
         <w:tc>
           <w:tcPr>
             <w:tcW w:w="0" w:type="auto"/>
-            <w:shd w:val="clear"/>
-            <w:tcMar>
-              <w:top w:w="150" w:type="dxa"/>
-              <w:left w:w="240" w:type="dxa"/>
-              <w:bottom w:w="150" w:type="dxa"/>
-              <w:right w:w="240" w:type="dxa"/>
-            </w:tcMar>
-            <w:vAlign w:val="center"/>
-          </w:tcPr>
-          <w:p>
-            <w:pPr>
-              <w:keepNext w:val="0"/>
-              <w:keepLines w:val="0"/>
-              <w:widowControl/>
-              <w:suppressLineNumbers w:val="0"/>
-              <w:spacing w:line="300" w:lineRule="atLeast"/>
-              <w:jc w:val="left"/>
-              <w:rPr>
-                <w:rFonts w:hint="default" w:ascii="Segoe UI" w:hAnsi="Segoe UI" w:eastAsia="Segoe UI" w:cs="Segoe UI"/>
-                <w:sz w:val="22"/>
-                <w:szCs w:val="22"/>
-              </w:rPr>
-            </w:pPr>
-            <w:r>
-              <w:rPr>
-                <w:rFonts w:hint="default" w:ascii="Segoe UI" w:hAnsi="Segoe UI" w:eastAsia="Segoe UI" w:cs="Segoe UI"/>
-                <w:kern w:val="0"/>
-                <w:sz w:val="22"/>
-                <w:szCs w:val="22"/>
-                <w:bdr w:val="none" w:color="auto" w:sz="0" w:space="0"/>
+            <w:shd w:val="clear" w:color="auto" w:fill="auto"/>
+            <w:tcMar>
+              <w:top w:w="150" w:type="dxa"/>
+              <w:left w:w="240" w:type="dxa"/>
+              <w:bottom w:w="150" w:type="dxa"/>
+              <w:right w:w="240" w:type="dxa"/>
+            </w:tcMar>
+            <w:vAlign w:val="center"/>
+          </w:tcPr>
+          <w:p>
+            <w:pPr>
+              <w:keepNext w:val="0"/>
+              <w:keepLines w:val="0"/>
+              <w:widowControl/>
+              <w:suppressLineNumbers w:val="0"/>
+              <w:spacing w:line="300" w:lineRule="atLeast"/>
+              <w:jc w:val="left"/>
+              <w:rPr>
+                <w:rFonts w:hint="default" w:ascii="Segoe UI" w:hAnsi="Segoe UI" w:eastAsia="Segoe UI" w:cs="Segoe UI"/>
+                <w:sz w:val="22"/>
+                <w:szCs w:val="22"/>
+              </w:rPr>
+            </w:pPr>
+            <w:r>
+              <w:rPr>
+                <w:rFonts w:hint="default" w:ascii="Segoe UI" w:hAnsi="Segoe UI" w:eastAsia="Segoe UI" w:cs="Segoe UI"/>
+                <w:kern w:val="0"/>
+                <w:sz w:val="22"/>
+                <w:szCs w:val="22"/>
                 <w:lang w:val="en-US" w:eastAsia="zh-CN" w:bidi="ar"/>
               </w:rPr>
               <w:t>≤90</w:t>
@@ -474,8 +455,8 @@
         </w:tc>
         <w:tc>
           <w:tcPr>
-            <w:tcW w:w="0" w:type="auto"/>
-            <w:shd w:val="clear"/>
+            <w:tcW w:w="829" w:type="dxa"/>
+            <w:shd w:val="clear" w:color="auto" w:fill="auto"/>
             <w:tcMar>
               <w:top w:w="150" w:type="dxa"/>
               <w:left w:w="240" w:type="dxa"/>
@@ -504,7 +485,6 @@
                 <w:kern w:val="0"/>
                 <w:sz w:val="22"/>
                 <w:szCs w:val="22"/>
-                <w:bdr w:val="none" w:color="auto" w:sz="0" w:space="0"/>
                 <w:lang w:val="en-US" w:eastAsia="zh-CN" w:bidi="ar"/>
               </w:rPr>
               <w:t>□是 □否</w:t>
@@ -522,7 +502,7 @@
             <w:insideH w:val="single" w:color="auto" w:sz="4" w:space="0"/>
             <w:insideV w:val="single" w:color="auto" w:sz="4" w:space="0"/>
           </w:tblBorders>
-          <w:shd w:val="clear"/>
+          <w:shd w:val="clear" w:color="auto" w:fill="auto"/>
           <w:tblCellMar>
             <w:top w:w="15" w:type="dxa"/>
             <w:left w:w="15" w:type="dxa"/>
@@ -531,12 +511,12 @@
           </w:tblCellMar>
         </w:tblPrEx>
         <w:trPr>
-          <w:gridAfter w:val="1"/>
+          <w:wAfter w:w="0" w:type="auto"/>
         </w:trPr>
         <w:tc>
           <w:tcPr>
             <w:tcW w:w="0" w:type="auto"/>
-            <w:shd w:val="clear"/>
+            <w:shd w:val="clear" w:color="auto" w:fill="auto"/>
             <w:tcMar>
               <w:top w:w="150" w:type="dxa"/>
               <w:left w:w="0" w:type="dxa"/>
@@ -565,7 +545,6 @@
                 <w:kern w:val="0"/>
                 <w:sz w:val="22"/>
                 <w:szCs w:val="22"/>
-                <w:bdr w:val="none" w:color="auto" w:sz="0" w:space="0"/>
                 <w:lang w:val="en-US" w:eastAsia="zh-CN" w:bidi="ar"/>
               </w:rPr>
               <w:t>2</w:t>
@@ -575,36 +554,35 @@
         <w:tc>
           <w:tcPr>
             <w:tcW w:w="0" w:type="auto"/>
-            <w:shd w:val="clear"/>
-            <w:tcMar>
-              <w:top w:w="150" w:type="dxa"/>
-              <w:left w:w="240" w:type="dxa"/>
-              <w:bottom w:w="150" w:type="dxa"/>
-              <w:right w:w="240" w:type="dxa"/>
-            </w:tcMar>
-            <w:vAlign w:val="center"/>
-          </w:tcPr>
-          <w:p>
-            <w:pPr>
-              <w:keepNext w:val="0"/>
-              <w:keepLines w:val="0"/>
-              <w:widowControl/>
-              <w:suppressLineNumbers w:val="0"/>
-              <w:spacing w:line="300" w:lineRule="atLeast"/>
-              <w:jc w:val="left"/>
-              <w:rPr>
-                <w:rFonts w:hint="default" w:ascii="Segoe UI" w:hAnsi="Segoe UI" w:eastAsia="Segoe UI" w:cs="Segoe UI"/>
-                <w:sz w:val="22"/>
-                <w:szCs w:val="22"/>
-              </w:rPr>
-            </w:pPr>
-            <w:r>
-              <w:rPr>
-                <w:rFonts w:hint="default" w:ascii="Segoe UI" w:hAnsi="Segoe UI" w:eastAsia="Segoe UI" w:cs="Segoe UI"/>
-                <w:kern w:val="0"/>
-                <w:sz w:val="22"/>
-                <w:szCs w:val="22"/>
-                <w:bdr w:val="none" w:color="auto" w:sz="0" w:space="0"/>
+            <w:shd w:val="clear" w:color="auto" w:fill="auto"/>
+            <w:tcMar>
+              <w:top w:w="150" w:type="dxa"/>
+              <w:left w:w="240" w:type="dxa"/>
+              <w:bottom w:w="150" w:type="dxa"/>
+              <w:right w:w="240" w:type="dxa"/>
+            </w:tcMar>
+            <w:vAlign w:val="center"/>
+          </w:tcPr>
+          <w:p>
+            <w:pPr>
+              <w:keepNext w:val="0"/>
+              <w:keepLines w:val="0"/>
+              <w:widowControl/>
+              <w:suppressLineNumbers w:val="0"/>
+              <w:spacing w:line="300" w:lineRule="atLeast"/>
+              <w:jc w:val="left"/>
+              <w:rPr>
+                <w:rFonts w:hint="default" w:ascii="Segoe UI" w:hAnsi="Segoe UI" w:eastAsia="Segoe UI" w:cs="Segoe UI"/>
+                <w:sz w:val="22"/>
+                <w:szCs w:val="22"/>
+              </w:rPr>
+            </w:pPr>
+            <w:r>
+              <w:rPr>
+                <w:rFonts w:hint="default" w:ascii="Segoe UI" w:hAnsi="Segoe UI" w:eastAsia="Segoe UI" w:cs="Segoe UI"/>
+                <w:kern w:val="0"/>
+                <w:sz w:val="22"/>
+                <w:szCs w:val="22"/>
                 <w:lang w:val="en-US" w:eastAsia="zh-CN" w:bidi="ar"/>
               </w:rPr>
               <w:t>密码最小长度</w:t>
@@ -614,36 +592,35 @@
         <w:tc>
           <w:tcPr>
             <w:tcW w:w="0" w:type="auto"/>
-            <w:shd w:val="clear"/>
-            <w:tcMar>
-              <w:top w:w="150" w:type="dxa"/>
-              <w:left w:w="240" w:type="dxa"/>
-              <w:bottom w:w="150" w:type="dxa"/>
-              <w:right w:w="240" w:type="dxa"/>
-            </w:tcMar>
-            <w:vAlign w:val="center"/>
-          </w:tcPr>
-          <w:p>
-            <w:pPr>
-              <w:keepNext w:val="0"/>
-              <w:keepLines w:val="0"/>
-              <w:widowControl/>
-              <w:suppressLineNumbers w:val="0"/>
-              <w:spacing w:line="300" w:lineRule="atLeast"/>
-              <w:jc w:val="left"/>
-              <w:rPr>
-                <w:rFonts w:hint="default" w:ascii="Segoe UI" w:hAnsi="Segoe UI" w:eastAsia="Segoe UI" w:cs="Segoe UI"/>
-                <w:sz w:val="22"/>
-                <w:szCs w:val="22"/>
-              </w:rPr>
-            </w:pPr>
-            <w:r>
-              <w:rPr>
-                <w:rFonts w:hint="default" w:ascii="Segoe UI" w:hAnsi="Segoe UI" w:eastAsia="Segoe UI" w:cs="Segoe UI"/>
-                <w:kern w:val="0"/>
-                <w:sz w:val="22"/>
-                <w:szCs w:val="22"/>
-                <w:bdr w:val="none" w:color="auto" w:sz="0" w:space="0"/>
+            <w:shd w:val="clear" w:color="auto" w:fill="auto"/>
+            <w:tcMar>
+              <w:top w:w="150" w:type="dxa"/>
+              <w:left w:w="240" w:type="dxa"/>
+              <w:bottom w:w="150" w:type="dxa"/>
+              <w:right w:w="240" w:type="dxa"/>
+            </w:tcMar>
+            <w:vAlign w:val="center"/>
+          </w:tcPr>
+          <w:p>
+            <w:pPr>
+              <w:keepNext w:val="0"/>
+              <w:keepLines w:val="0"/>
+              <w:widowControl/>
+              <w:suppressLineNumbers w:val="0"/>
+              <w:spacing w:line="300" w:lineRule="atLeast"/>
+              <w:jc w:val="left"/>
+              <w:rPr>
+                <w:rFonts w:hint="default" w:ascii="Segoe UI" w:hAnsi="Segoe UI" w:eastAsia="Segoe UI" w:cs="Segoe UI"/>
+                <w:sz w:val="22"/>
+                <w:szCs w:val="22"/>
+              </w:rPr>
+            </w:pPr>
+            <w:r>
+              <w:rPr>
+                <w:rFonts w:hint="default" w:ascii="Segoe UI" w:hAnsi="Segoe UI" w:eastAsia="Segoe UI" w:cs="Segoe UI"/>
+                <w:kern w:val="0"/>
+                <w:sz w:val="22"/>
+                <w:szCs w:val="22"/>
                 <w:lang w:val="en-US" w:eastAsia="zh-CN" w:bidi="ar"/>
               </w:rPr>
               <w:t>/etc/login.defs PASS_MIN_LEN</w:t>
@@ -653,36 +630,35 @@
         <w:tc>
           <w:tcPr>
             <w:tcW w:w="0" w:type="auto"/>
-            <w:shd w:val="clear"/>
-            <w:tcMar>
-              <w:top w:w="150" w:type="dxa"/>
-              <w:left w:w="240" w:type="dxa"/>
-              <w:bottom w:w="150" w:type="dxa"/>
-              <w:right w:w="240" w:type="dxa"/>
-            </w:tcMar>
-            <w:vAlign w:val="center"/>
-          </w:tcPr>
-          <w:p>
-            <w:pPr>
-              <w:keepNext w:val="0"/>
-              <w:keepLines w:val="0"/>
-              <w:widowControl/>
-              <w:suppressLineNumbers w:val="0"/>
-              <w:spacing w:line="300" w:lineRule="atLeast"/>
-              <w:jc w:val="left"/>
-              <w:rPr>
-                <w:rFonts w:hint="default" w:ascii="Segoe UI" w:hAnsi="Segoe UI" w:eastAsia="Segoe UI" w:cs="Segoe UI"/>
-                <w:sz w:val="22"/>
-                <w:szCs w:val="22"/>
-              </w:rPr>
-            </w:pPr>
-            <w:r>
-              <w:rPr>
-                <w:rFonts w:hint="default" w:ascii="Segoe UI" w:hAnsi="Segoe UI" w:eastAsia="Segoe UI" w:cs="Segoe UI"/>
-                <w:kern w:val="0"/>
-                <w:sz w:val="22"/>
-                <w:szCs w:val="22"/>
-                <w:bdr w:val="none" w:color="auto" w:sz="0" w:space="0"/>
+            <w:shd w:val="clear" w:color="auto" w:fill="auto"/>
+            <w:tcMar>
+              <w:top w:w="150" w:type="dxa"/>
+              <w:left w:w="240" w:type="dxa"/>
+              <w:bottom w:w="150" w:type="dxa"/>
+              <w:right w:w="240" w:type="dxa"/>
+            </w:tcMar>
+            <w:vAlign w:val="center"/>
+          </w:tcPr>
+          <w:p>
+            <w:pPr>
+              <w:keepNext w:val="0"/>
+              <w:keepLines w:val="0"/>
+              <w:widowControl/>
+              <w:suppressLineNumbers w:val="0"/>
+              <w:spacing w:line="300" w:lineRule="atLeast"/>
+              <w:jc w:val="left"/>
+              <w:rPr>
+                <w:rFonts w:hint="default" w:ascii="Segoe UI" w:hAnsi="Segoe UI" w:eastAsia="Segoe UI" w:cs="Segoe UI"/>
+                <w:sz w:val="22"/>
+                <w:szCs w:val="22"/>
+              </w:rPr>
+            </w:pPr>
+            <w:r>
+              <w:rPr>
+                <w:rFonts w:hint="default" w:ascii="Segoe UI" w:hAnsi="Segoe UI" w:eastAsia="Segoe UI" w:cs="Segoe UI"/>
+                <w:kern w:val="0"/>
+                <w:sz w:val="22"/>
+                <w:szCs w:val="22"/>
                 <w:lang w:val="en-US" w:eastAsia="zh-CN" w:bidi="ar"/>
               </w:rPr>
               <w:t>≥8</w:t>
@@ -691,8 +667,8 @@
         </w:tc>
         <w:tc>
           <w:tcPr>
-            <w:tcW w:w="0" w:type="auto"/>
-            <w:shd w:val="clear"/>
+            <w:tcW w:w="829" w:type="dxa"/>
+            <w:shd w:val="clear" w:color="auto" w:fill="auto"/>
             <w:tcMar>
               <w:top w:w="150" w:type="dxa"/>
               <w:left w:w="240" w:type="dxa"/>
@@ -721,7 +697,6 @@
                 <w:kern w:val="0"/>
                 <w:sz w:val="22"/>
                 <w:szCs w:val="22"/>
-                <w:bdr w:val="none" w:color="auto" w:sz="0" w:space="0"/>
                 <w:lang w:val="en-US" w:eastAsia="zh-CN" w:bidi="ar"/>
               </w:rPr>
               <w:t>□是 □否</w:t>
@@ -739,7 +714,7 @@
             <w:insideH w:val="single" w:color="auto" w:sz="4" w:space="0"/>
             <w:insideV w:val="single" w:color="auto" w:sz="4" w:space="0"/>
           </w:tblBorders>
-          <w:shd w:val="clear"/>
+          <w:shd w:val="clear" w:color="auto" w:fill="auto"/>
           <w:tblCellMar>
             <w:top w:w="15" w:type="dxa"/>
             <w:left w:w="15" w:type="dxa"/>
@@ -748,12 +723,12 @@
           </w:tblCellMar>
         </w:tblPrEx>
         <w:trPr>
-          <w:gridAfter w:val="1"/>
+          <w:wAfter w:w="0" w:type="auto"/>
         </w:trPr>
         <w:tc>
           <w:tcPr>
             <w:tcW w:w="0" w:type="auto"/>
-            <w:shd w:val="clear"/>
+            <w:shd w:val="clear" w:color="auto" w:fill="auto"/>
             <w:tcMar>
               <w:top w:w="150" w:type="dxa"/>
               <w:left w:w="0" w:type="dxa"/>
@@ -782,7 +757,6 @@
                 <w:kern w:val="0"/>
                 <w:sz w:val="22"/>
                 <w:szCs w:val="22"/>
-                <w:bdr w:val="none" w:color="auto" w:sz="0" w:space="0"/>
                 <w:lang w:val="en-US" w:eastAsia="zh-CN" w:bidi="ar"/>
               </w:rPr>
               <w:t>3</w:t>
@@ -792,36 +766,35 @@
         <w:tc>
           <w:tcPr>
             <w:tcW w:w="0" w:type="auto"/>
-            <w:shd w:val="clear"/>
-            <w:tcMar>
-              <w:top w:w="150" w:type="dxa"/>
-              <w:left w:w="240" w:type="dxa"/>
-              <w:bottom w:w="150" w:type="dxa"/>
-              <w:right w:w="240" w:type="dxa"/>
-            </w:tcMar>
-            <w:vAlign w:val="center"/>
-          </w:tcPr>
-          <w:p>
-            <w:pPr>
-              <w:keepNext w:val="0"/>
-              <w:keepLines w:val="0"/>
-              <w:widowControl/>
-              <w:suppressLineNumbers w:val="0"/>
-              <w:spacing w:line="300" w:lineRule="atLeast"/>
-              <w:jc w:val="left"/>
-              <w:rPr>
-                <w:rFonts w:hint="default" w:ascii="Segoe UI" w:hAnsi="Segoe UI" w:eastAsia="Segoe UI" w:cs="Segoe UI"/>
-                <w:sz w:val="22"/>
-                <w:szCs w:val="22"/>
-              </w:rPr>
-            </w:pPr>
-            <w:r>
-              <w:rPr>
-                <w:rFonts w:hint="default" w:ascii="Segoe UI" w:hAnsi="Segoe UI" w:eastAsia="Segoe UI" w:cs="Segoe UI"/>
-                <w:kern w:val="0"/>
-                <w:sz w:val="22"/>
-                <w:szCs w:val="22"/>
-                <w:bdr w:val="none" w:color="auto" w:sz="0" w:space="0"/>
+            <w:shd w:val="clear" w:color="auto" w:fill="auto"/>
+            <w:tcMar>
+              <w:top w:w="150" w:type="dxa"/>
+              <w:left w:w="240" w:type="dxa"/>
+              <w:bottom w:w="150" w:type="dxa"/>
+              <w:right w:w="240" w:type="dxa"/>
+            </w:tcMar>
+            <w:vAlign w:val="center"/>
+          </w:tcPr>
+          <w:p>
+            <w:pPr>
+              <w:keepNext w:val="0"/>
+              <w:keepLines w:val="0"/>
+              <w:widowControl/>
+              <w:suppressLineNumbers w:val="0"/>
+              <w:spacing w:line="300" w:lineRule="atLeast"/>
+              <w:jc w:val="left"/>
+              <w:rPr>
+                <w:rFonts w:hint="default" w:ascii="Segoe UI" w:hAnsi="Segoe UI" w:eastAsia="Segoe UI" w:cs="Segoe UI"/>
+                <w:sz w:val="22"/>
+                <w:szCs w:val="22"/>
+              </w:rPr>
+            </w:pPr>
+            <w:r>
+              <w:rPr>
+                <w:rFonts w:hint="default" w:ascii="Segoe UI" w:hAnsi="Segoe UI" w:eastAsia="Segoe UI" w:cs="Segoe UI"/>
+                <w:kern w:val="0"/>
+                <w:sz w:val="22"/>
+                <w:szCs w:val="22"/>
                 <w:lang w:val="en-US" w:eastAsia="zh-CN" w:bidi="ar"/>
               </w:rPr>
               <w:t>密码最短使用期</w:t>
@@ -831,36 +804,35 @@
         <w:tc>
           <w:tcPr>
             <w:tcW w:w="0" w:type="auto"/>
-            <w:shd w:val="clear"/>
-            <w:tcMar>
-              <w:top w:w="150" w:type="dxa"/>
-              <w:left w:w="240" w:type="dxa"/>
-              <w:bottom w:w="150" w:type="dxa"/>
-              <w:right w:w="240" w:type="dxa"/>
-            </w:tcMar>
-            <w:vAlign w:val="center"/>
-          </w:tcPr>
-          <w:p>
-            <w:pPr>
-              <w:keepNext w:val="0"/>
-              <w:keepLines w:val="0"/>
-              <w:widowControl/>
-              <w:suppressLineNumbers w:val="0"/>
-              <w:spacing w:line="300" w:lineRule="atLeast"/>
-              <w:jc w:val="left"/>
-              <w:rPr>
-                <w:rFonts w:hint="default" w:ascii="Segoe UI" w:hAnsi="Segoe UI" w:eastAsia="Segoe UI" w:cs="Segoe UI"/>
-                <w:sz w:val="22"/>
-                <w:szCs w:val="22"/>
-              </w:rPr>
-            </w:pPr>
-            <w:r>
-              <w:rPr>
-                <w:rFonts w:hint="default" w:ascii="Segoe UI" w:hAnsi="Segoe UI" w:eastAsia="Segoe UI" w:cs="Segoe UI"/>
-                <w:kern w:val="0"/>
-                <w:sz w:val="22"/>
-                <w:szCs w:val="22"/>
-                <w:bdr w:val="none" w:color="auto" w:sz="0" w:space="0"/>
+            <w:shd w:val="clear" w:color="auto" w:fill="auto"/>
+            <w:tcMar>
+              <w:top w:w="150" w:type="dxa"/>
+              <w:left w:w="240" w:type="dxa"/>
+              <w:bottom w:w="150" w:type="dxa"/>
+              <w:right w:w="240" w:type="dxa"/>
+            </w:tcMar>
+            <w:vAlign w:val="center"/>
+          </w:tcPr>
+          <w:p>
+            <w:pPr>
+              <w:keepNext w:val="0"/>
+              <w:keepLines w:val="0"/>
+              <w:widowControl/>
+              <w:suppressLineNumbers w:val="0"/>
+              <w:spacing w:line="300" w:lineRule="atLeast"/>
+              <w:jc w:val="left"/>
+              <w:rPr>
+                <w:rFonts w:hint="default" w:ascii="Segoe UI" w:hAnsi="Segoe UI" w:eastAsia="Segoe UI" w:cs="Segoe UI"/>
+                <w:sz w:val="22"/>
+                <w:szCs w:val="22"/>
+              </w:rPr>
+            </w:pPr>
+            <w:r>
+              <w:rPr>
+                <w:rFonts w:hint="default" w:ascii="Segoe UI" w:hAnsi="Segoe UI" w:eastAsia="Segoe UI" w:cs="Segoe UI"/>
+                <w:kern w:val="0"/>
+                <w:sz w:val="22"/>
+                <w:szCs w:val="22"/>
                 <w:lang w:val="en-US" w:eastAsia="zh-CN" w:bidi="ar"/>
               </w:rPr>
               <w:t>/etc/login.defs PASS_MIN_DAYS</w:t>
@@ -870,36 +842,35 @@
         <w:tc>
           <w:tcPr>
             <w:tcW w:w="0" w:type="auto"/>
-            <w:shd w:val="clear"/>
-            <w:tcMar>
-              <w:top w:w="150" w:type="dxa"/>
-              <w:left w:w="240" w:type="dxa"/>
-              <w:bottom w:w="150" w:type="dxa"/>
-              <w:right w:w="240" w:type="dxa"/>
-            </w:tcMar>
-            <w:vAlign w:val="center"/>
-          </w:tcPr>
-          <w:p>
-            <w:pPr>
-              <w:keepNext w:val="0"/>
-              <w:keepLines w:val="0"/>
-              <w:widowControl/>
-              <w:suppressLineNumbers w:val="0"/>
-              <w:spacing w:line="300" w:lineRule="atLeast"/>
-              <w:jc w:val="left"/>
-              <w:rPr>
-                <w:rFonts w:hint="default" w:ascii="Segoe UI" w:hAnsi="Segoe UI" w:eastAsia="Segoe UI" w:cs="Segoe UI"/>
-                <w:sz w:val="22"/>
-                <w:szCs w:val="22"/>
-              </w:rPr>
-            </w:pPr>
-            <w:r>
-              <w:rPr>
-                <w:rFonts w:hint="default" w:ascii="Segoe UI" w:hAnsi="Segoe UI" w:eastAsia="Segoe UI" w:cs="Segoe UI"/>
-                <w:kern w:val="0"/>
-                <w:sz w:val="22"/>
-                <w:szCs w:val="22"/>
-                <w:bdr w:val="none" w:color="auto" w:sz="0" w:space="0"/>
+            <w:shd w:val="clear" w:color="auto" w:fill="auto"/>
+            <w:tcMar>
+              <w:top w:w="150" w:type="dxa"/>
+              <w:left w:w="240" w:type="dxa"/>
+              <w:bottom w:w="150" w:type="dxa"/>
+              <w:right w:w="240" w:type="dxa"/>
+            </w:tcMar>
+            <w:vAlign w:val="center"/>
+          </w:tcPr>
+          <w:p>
+            <w:pPr>
+              <w:keepNext w:val="0"/>
+              <w:keepLines w:val="0"/>
+              <w:widowControl/>
+              <w:suppressLineNumbers w:val="0"/>
+              <w:spacing w:line="300" w:lineRule="atLeast"/>
+              <w:jc w:val="left"/>
+              <w:rPr>
+                <w:rFonts w:hint="default" w:ascii="Segoe UI" w:hAnsi="Segoe UI" w:eastAsia="Segoe UI" w:cs="Segoe UI"/>
+                <w:sz w:val="22"/>
+                <w:szCs w:val="22"/>
+              </w:rPr>
+            </w:pPr>
+            <w:r>
+              <w:rPr>
+                <w:rFonts w:hint="default" w:ascii="Segoe UI" w:hAnsi="Segoe UI" w:eastAsia="Segoe UI" w:cs="Segoe UI"/>
+                <w:kern w:val="0"/>
+                <w:sz w:val="22"/>
+                <w:szCs w:val="22"/>
                 <w:lang w:val="en-US" w:eastAsia="zh-CN" w:bidi="ar"/>
               </w:rPr>
               <w:t>≥1</w:t>
@@ -908,8 +879,8 @@
         </w:tc>
         <w:tc>
           <w:tcPr>
-            <w:tcW w:w="0" w:type="auto"/>
-            <w:shd w:val="clear"/>
+            <w:tcW w:w="829" w:type="dxa"/>
+            <w:shd w:val="clear" w:color="auto" w:fill="auto"/>
             <w:tcMar>
               <w:top w:w="150" w:type="dxa"/>
               <w:left w:w="240" w:type="dxa"/>
@@ -938,7 +909,6 @@
                 <w:kern w:val="0"/>
                 <w:sz w:val="22"/>
                 <w:szCs w:val="22"/>
-                <w:bdr w:val="none" w:color="auto" w:sz="0" w:space="0"/>
                 <w:lang w:val="en-US" w:eastAsia="zh-CN" w:bidi="ar"/>
               </w:rPr>
               <w:t>□是 □否</w:t>
@@ -956,7 +926,7 @@
             <w:insideH w:val="single" w:color="auto" w:sz="4" w:space="0"/>
             <w:insideV w:val="single" w:color="auto" w:sz="4" w:space="0"/>
           </w:tblBorders>
-          <w:shd w:val="clear"/>
+          <w:shd w:val="clear" w:color="auto" w:fill="auto"/>
           <w:tblCellMar>
             <w:top w:w="15" w:type="dxa"/>
             <w:left w:w="15" w:type="dxa"/>
@@ -965,12 +935,12 @@
           </w:tblCellMar>
         </w:tblPrEx>
         <w:trPr>
-          <w:gridAfter w:val="1"/>
+          <w:wAfter w:w="0" w:type="auto"/>
         </w:trPr>
         <w:tc>
           <w:tcPr>
             <w:tcW w:w="0" w:type="auto"/>
-            <w:shd w:val="clear"/>
+            <w:shd w:val="clear" w:color="auto" w:fill="auto"/>
             <w:tcMar>
               <w:top w:w="150" w:type="dxa"/>
               <w:left w:w="0" w:type="dxa"/>
@@ -999,7 +969,6 @@
                 <w:kern w:val="0"/>
                 <w:sz w:val="22"/>
                 <w:szCs w:val="22"/>
-                <w:bdr w:val="none" w:color="auto" w:sz="0" w:space="0"/>
                 <w:lang w:val="en-US" w:eastAsia="zh-CN" w:bidi="ar"/>
               </w:rPr>
               <w:t>4</w:t>
@@ -1009,36 +978,35 @@
         <w:tc>
           <w:tcPr>
             <w:tcW w:w="0" w:type="auto"/>
-            <w:shd w:val="clear"/>
-            <w:tcMar>
-              <w:top w:w="150" w:type="dxa"/>
-              <w:left w:w="240" w:type="dxa"/>
-              <w:bottom w:w="150" w:type="dxa"/>
-              <w:right w:w="240" w:type="dxa"/>
-            </w:tcMar>
-            <w:vAlign w:val="center"/>
-          </w:tcPr>
-          <w:p>
-            <w:pPr>
-              <w:keepNext w:val="0"/>
-              <w:keepLines w:val="0"/>
-              <w:widowControl/>
-              <w:suppressLineNumbers w:val="0"/>
-              <w:spacing w:line="300" w:lineRule="atLeast"/>
-              <w:jc w:val="left"/>
-              <w:rPr>
-                <w:rFonts w:hint="default" w:ascii="Segoe UI" w:hAnsi="Segoe UI" w:eastAsia="Segoe UI" w:cs="Segoe UI"/>
-                <w:sz w:val="22"/>
-                <w:szCs w:val="22"/>
-              </w:rPr>
-            </w:pPr>
-            <w:r>
-              <w:rPr>
-                <w:rFonts w:hint="default" w:ascii="Segoe UI" w:hAnsi="Segoe UI" w:eastAsia="Segoe UI" w:cs="Segoe UI"/>
-                <w:kern w:val="0"/>
-                <w:sz w:val="22"/>
-                <w:szCs w:val="22"/>
-                <w:bdr w:val="none" w:color="auto" w:sz="0" w:space="0"/>
+            <w:shd w:val="clear" w:color="auto" w:fill="auto"/>
+            <w:tcMar>
+              <w:top w:w="150" w:type="dxa"/>
+              <w:left w:w="240" w:type="dxa"/>
+              <w:bottom w:w="150" w:type="dxa"/>
+              <w:right w:w="240" w:type="dxa"/>
+            </w:tcMar>
+            <w:vAlign w:val="center"/>
+          </w:tcPr>
+          <w:p>
+            <w:pPr>
+              <w:keepNext w:val="0"/>
+              <w:keepLines w:val="0"/>
+              <w:widowControl/>
+              <w:suppressLineNumbers w:val="0"/>
+              <w:spacing w:line="300" w:lineRule="atLeast"/>
+              <w:jc w:val="left"/>
+              <w:rPr>
+                <w:rFonts w:hint="default" w:ascii="Segoe UI" w:hAnsi="Segoe UI" w:eastAsia="Segoe UI" w:cs="Segoe UI"/>
+                <w:sz w:val="22"/>
+                <w:szCs w:val="22"/>
+              </w:rPr>
+            </w:pPr>
+            <w:r>
+              <w:rPr>
+                <w:rFonts w:hint="default" w:ascii="Segoe UI" w:hAnsi="Segoe UI" w:eastAsia="Segoe UI" w:cs="Segoe UI"/>
+                <w:kern w:val="0"/>
+                <w:sz w:val="22"/>
+                <w:szCs w:val="22"/>
                 <w:lang w:val="en-US" w:eastAsia="zh-CN" w:bidi="ar"/>
               </w:rPr>
               <w:t>密码警告期</w:t>
@@ -1048,36 +1016,35 @@
         <w:tc>
           <w:tcPr>
             <w:tcW w:w="0" w:type="auto"/>
-            <w:shd w:val="clear"/>
-            <w:tcMar>
-              <w:top w:w="150" w:type="dxa"/>
-              <w:left w:w="240" w:type="dxa"/>
-              <w:bottom w:w="150" w:type="dxa"/>
-              <w:right w:w="240" w:type="dxa"/>
-            </w:tcMar>
-            <w:vAlign w:val="center"/>
-          </w:tcPr>
-          <w:p>
-            <w:pPr>
-              <w:keepNext w:val="0"/>
-              <w:keepLines w:val="0"/>
-              <w:widowControl/>
-              <w:suppressLineNumbers w:val="0"/>
-              <w:spacing w:line="300" w:lineRule="atLeast"/>
-              <w:jc w:val="left"/>
-              <w:rPr>
-                <w:rFonts w:hint="default" w:ascii="Segoe UI" w:hAnsi="Segoe UI" w:eastAsia="Segoe UI" w:cs="Segoe UI"/>
-                <w:sz w:val="22"/>
-                <w:szCs w:val="22"/>
-              </w:rPr>
-            </w:pPr>
-            <w:r>
-              <w:rPr>
-                <w:rFonts w:hint="default" w:ascii="Segoe UI" w:hAnsi="Segoe UI" w:eastAsia="Segoe UI" w:cs="Segoe UI"/>
-                <w:kern w:val="0"/>
-                <w:sz w:val="22"/>
-                <w:szCs w:val="22"/>
-                <w:bdr w:val="none" w:color="auto" w:sz="0" w:space="0"/>
+            <w:shd w:val="clear" w:color="auto" w:fill="auto"/>
+            <w:tcMar>
+              <w:top w:w="150" w:type="dxa"/>
+              <w:left w:w="240" w:type="dxa"/>
+              <w:bottom w:w="150" w:type="dxa"/>
+              <w:right w:w="240" w:type="dxa"/>
+            </w:tcMar>
+            <w:vAlign w:val="center"/>
+          </w:tcPr>
+          <w:p>
+            <w:pPr>
+              <w:keepNext w:val="0"/>
+              <w:keepLines w:val="0"/>
+              <w:widowControl/>
+              <w:suppressLineNumbers w:val="0"/>
+              <w:spacing w:line="300" w:lineRule="atLeast"/>
+              <w:jc w:val="left"/>
+              <w:rPr>
+                <w:rFonts w:hint="default" w:ascii="Segoe UI" w:hAnsi="Segoe UI" w:eastAsia="Segoe UI" w:cs="Segoe UI"/>
+                <w:sz w:val="22"/>
+                <w:szCs w:val="22"/>
+              </w:rPr>
+            </w:pPr>
+            <w:r>
+              <w:rPr>
+                <w:rFonts w:hint="default" w:ascii="Segoe UI" w:hAnsi="Segoe UI" w:eastAsia="Segoe UI" w:cs="Segoe UI"/>
+                <w:kern w:val="0"/>
+                <w:sz w:val="22"/>
+                <w:szCs w:val="22"/>
                 <w:lang w:val="en-US" w:eastAsia="zh-CN" w:bidi="ar"/>
               </w:rPr>
               <w:t>/etc/login.defs PASS_WARN_AGE</w:t>
@@ -1087,36 +1054,35 @@
         <w:tc>
           <w:tcPr>
             <w:tcW w:w="0" w:type="auto"/>
-            <w:shd w:val="clear"/>
-            <w:tcMar>
-              <w:top w:w="150" w:type="dxa"/>
-              <w:left w:w="240" w:type="dxa"/>
-              <w:bottom w:w="150" w:type="dxa"/>
-              <w:right w:w="240" w:type="dxa"/>
-            </w:tcMar>
-            <w:vAlign w:val="center"/>
-          </w:tcPr>
-          <w:p>
-            <w:pPr>
-              <w:keepNext w:val="0"/>
-              <w:keepLines w:val="0"/>
-              <w:widowControl/>
-              <w:suppressLineNumbers w:val="0"/>
-              <w:spacing w:line="300" w:lineRule="atLeast"/>
-              <w:jc w:val="left"/>
-              <w:rPr>
-                <w:rFonts w:hint="default" w:ascii="Segoe UI" w:hAnsi="Segoe UI" w:eastAsia="Segoe UI" w:cs="Segoe UI"/>
-                <w:sz w:val="22"/>
-                <w:szCs w:val="22"/>
-              </w:rPr>
-            </w:pPr>
-            <w:r>
-              <w:rPr>
-                <w:rFonts w:hint="default" w:ascii="Segoe UI" w:hAnsi="Segoe UI" w:eastAsia="Segoe UI" w:cs="Segoe UI"/>
-                <w:kern w:val="0"/>
-                <w:sz w:val="22"/>
-                <w:szCs w:val="22"/>
-                <w:bdr w:val="none" w:color="auto" w:sz="0" w:space="0"/>
+            <w:shd w:val="clear" w:color="auto" w:fill="auto"/>
+            <w:tcMar>
+              <w:top w:w="150" w:type="dxa"/>
+              <w:left w:w="240" w:type="dxa"/>
+              <w:bottom w:w="150" w:type="dxa"/>
+              <w:right w:w="240" w:type="dxa"/>
+            </w:tcMar>
+            <w:vAlign w:val="center"/>
+          </w:tcPr>
+          <w:p>
+            <w:pPr>
+              <w:keepNext w:val="0"/>
+              <w:keepLines w:val="0"/>
+              <w:widowControl/>
+              <w:suppressLineNumbers w:val="0"/>
+              <w:spacing w:line="300" w:lineRule="atLeast"/>
+              <w:jc w:val="left"/>
+              <w:rPr>
+                <w:rFonts w:hint="default" w:ascii="Segoe UI" w:hAnsi="Segoe UI" w:eastAsia="Segoe UI" w:cs="Segoe UI"/>
+                <w:sz w:val="22"/>
+                <w:szCs w:val="22"/>
+              </w:rPr>
+            </w:pPr>
+            <w:r>
+              <w:rPr>
+                <w:rFonts w:hint="default" w:ascii="Segoe UI" w:hAnsi="Segoe UI" w:eastAsia="Segoe UI" w:cs="Segoe UI"/>
+                <w:kern w:val="0"/>
+                <w:sz w:val="22"/>
+                <w:szCs w:val="22"/>
                 <w:lang w:val="en-US" w:eastAsia="zh-CN" w:bidi="ar"/>
               </w:rPr>
               <w:t>≥7</w:t>
@@ -1125,8 +1091,8 @@
         </w:tc>
         <w:tc>
           <w:tcPr>
-            <w:tcW w:w="0" w:type="auto"/>
-            <w:shd w:val="clear"/>
+            <w:tcW w:w="829" w:type="dxa"/>
+            <w:shd w:val="clear" w:color="auto" w:fill="auto"/>
             <w:tcMar>
               <w:top w:w="150" w:type="dxa"/>
               <w:left w:w="240" w:type="dxa"/>
@@ -1155,7 +1121,6 @@
                 <w:kern w:val="0"/>
                 <w:sz w:val="22"/>
                 <w:szCs w:val="22"/>
-                <w:bdr w:val="none" w:color="auto" w:sz="0" w:space="0"/>
                 <w:lang w:val="en-US" w:eastAsia="zh-CN" w:bidi="ar"/>
               </w:rPr>
               <w:t>□是 □否</w:t>
@@ -1173,7 +1138,7 @@
             <w:insideH w:val="single" w:color="auto" w:sz="4" w:space="0"/>
             <w:insideV w:val="single" w:color="auto" w:sz="4" w:space="0"/>
           </w:tblBorders>
-          <w:shd w:val="clear"/>
+          <w:shd w:val="clear" w:color="auto" w:fill="auto"/>
           <w:tblCellMar>
             <w:top w:w="15" w:type="dxa"/>
             <w:left w:w="15" w:type="dxa"/>
@@ -1182,12 +1147,12 @@
           </w:tblCellMar>
         </w:tblPrEx>
         <w:trPr>
-          <w:gridAfter w:val="1"/>
+          <w:wAfter w:w="0" w:type="auto"/>
         </w:trPr>
         <w:tc>
           <w:tcPr>
             <w:tcW w:w="0" w:type="auto"/>
-            <w:shd w:val="clear"/>
+            <w:shd w:val="clear" w:color="auto" w:fill="auto"/>
             <w:tcMar>
               <w:top w:w="150" w:type="dxa"/>
               <w:left w:w="0" w:type="dxa"/>
@@ -1216,7 +1181,6 @@
                 <w:kern w:val="0"/>
                 <w:sz w:val="22"/>
                 <w:szCs w:val="22"/>
-                <w:bdr w:val="none" w:color="auto" w:sz="0" w:space="0"/>
                 <w:lang w:val="en-US" w:eastAsia="zh-CN" w:bidi="ar"/>
               </w:rPr>
               <w:t>5</w:t>
@@ -1226,36 +1190,35 @@
         <w:tc>
           <w:tcPr>
             <w:tcW w:w="0" w:type="auto"/>
-            <w:shd w:val="clear"/>
-            <w:tcMar>
-              <w:top w:w="150" w:type="dxa"/>
-              <w:left w:w="240" w:type="dxa"/>
-              <w:bottom w:w="150" w:type="dxa"/>
-              <w:right w:w="240" w:type="dxa"/>
-            </w:tcMar>
-            <w:vAlign w:val="center"/>
-          </w:tcPr>
-          <w:p>
-            <w:pPr>
-              <w:keepNext w:val="0"/>
-              <w:keepLines w:val="0"/>
-              <w:widowControl/>
-              <w:suppressLineNumbers w:val="0"/>
-              <w:spacing w:line="300" w:lineRule="atLeast"/>
-              <w:jc w:val="left"/>
-              <w:rPr>
-                <w:rFonts w:hint="default" w:ascii="Segoe UI" w:hAnsi="Segoe UI" w:eastAsia="Segoe UI" w:cs="Segoe UI"/>
-                <w:sz w:val="22"/>
-                <w:szCs w:val="22"/>
-              </w:rPr>
-            </w:pPr>
-            <w:r>
-              <w:rPr>
-                <w:rFonts w:hint="default" w:ascii="Segoe UI" w:hAnsi="Segoe UI" w:eastAsia="Segoe UI" w:cs="Segoe UI"/>
-                <w:kern w:val="0"/>
-                <w:sz w:val="22"/>
-                <w:szCs w:val="22"/>
-                <w:bdr w:val="none" w:color="auto" w:sz="0" w:space="0"/>
+            <w:shd w:val="clear" w:color="auto" w:fill="auto"/>
+            <w:tcMar>
+              <w:top w:w="150" w:type="dxa"/>
+              <w:left w:w="240" w:type="dxa"/>
+              <w:bottom w:w="150" w:type="dxa"/>
+              <w:right w:w="240" w:type="dxa"/>
+            </w:tcMar>
+            <w:vAlign w:val="center"/>
+          </w:tcPr>
+          <w:p>
+            <w:pPr>
+              <w:keepNext w:val="0"/>
+              <w:keepLines w:val="0"/>
+              <w:widowControl/>
+              <w:suppressLineNumbers w:val="0"/>
+              <w:spacing w:line="300" w:lineRule="atLeast"/>
+              <w:jc w:val="left"/>
+              <w:rPr>
+                <w:rFonts w:hint="default" w:ascii="Segoe UI" w:hAnsi="Segoe UI" w:eastAsia="Segoe UI" w:cs="Segoe UI"/>
+                <w:sz w:val="22"/>
+                <w:szCs w:val="22"/>
+              </w:rPr>
+            </w:pPr>
+            <w:r>
+              <w:rPr>
+                <w:rFonts w:hint="default" w:ascii="Segoe UI" w:hAnsi="Segoe UI" w:eastAsia="Segoe UI" w:cs="Segoe UI"/>
+                <w:kern w:val="0"/>
+                <w:sz w:val="22"/>
+                <w:szCs w:val="22"/>
                 <w:lang w:val="en-US" w:eastAsia="zh-CN" w:bidi="ar"/>
               </w:rPr>
               <w:t>SSH版本</w:t>
@@ -1265,36 +1228,35 @@
         <w:tc>
           <w:tcPr>
             <w:tcW w:w="0" w:type="auto"/>
-            <w:shd w:val="clear"/>
-            <w:tcMar>
-              <w:top w:w="150" w:type="dxa"/>
-              <w:left w:w="240" w:type="dxa"/>
-              <w:bottom w:w="150" w:type="dxa"/>
-              <w:right w:w="240" w:type="dxa"/>
-            </w:tcMar>
-            <w:vAlign w:val="center"/>
-          </w:tcPr>
-          <w:p>
-            <w:pPr>
-              <w:keepNext w:val="0"/>
-              <w:keepLines w:val="0"/>
-              <w:widowControl/>
-              <w:suppressLineNumbers w:val="0"/>
-              <w:spacing w:line="300" w:lineRule="atLeast"/>
-              <w:jc w:val="left"/>
-              <w:rPr>
-                <w:rFonts w:hint="default" w:ascii="Segoe UI" w:hAnsi="Segoe UI" w:eastAsia="Segoe UI" w:cs="Segoe UI"/>
-                <w:sz w:val="22"/>
-                <w:szCs w:val="22"/>
-              </w:rPr>
-            </w:pPr>
-            <w:r>
-              <w:rPr>
-                <w:rFonts w:hint="default" w:ascii="Segoe UI" w:hAnsi="Segoe UI" w:eastAsia="Segoe UI" w:cs="Segoe UI"/>
-                <w:kern w:val="0"/>
-                <w:sz w:val="22"/>
-                <w:szCs w:val="22"/>
-                <w:bdr w:val="none" w:color="auto" w:sz="0" w:space="0"/>
+            <w:shd w:val="clear" w:color="auto" w:fill="auto"/>
+            <w:tcMar>
+              <w:top w:w="150" w:type="dxa"/>
+              <w:left w:w="240" w:type="dxa"/>
+              <w:bottom w:w="150" w:type="dxa"/>
+              <w:right w:w="240" w:type="dxa"/>
+            </w:tcMar>
+            <w:vAlign w:val="center"/>
+          </w:tcPr>
+          <w:p>
+            <w:pPr>
+              <w:keepNext w:val="0"/>
+              <w:keepLines w:val="0"/>
+              <w:widowControl/>
+              <w:suppressLineNumbers w:val="0"/>
+              <w:spacing w:line="300" w:lineRule="atLeast"/>
+              <w:jc w:val="left"/>
+              <w:rPr>
+                <w:rFonts w:hint="default" w:ascii="Segoe UI" w:hAnsi="Segoe UI" w:eastAsia="Segoe UI" w:cs="Segoe UI"/>
+                <w:sz w:val="22"/>
+                <w:szCs w:val="22"/>
+              </w:rPr>
+            </w:pPr>
+            <w:r>
+              <w:rPr>
+                <w:rFonts w:hint="default" w:ascii="Segoe UI" w:hAnsi="Segoe UI" w:eastAsia="Segoe UI" w:cs="Segoe UI"/>
+                <w:kern w:val="0"/>
+                <w:sz w:val="22"/>
+                <w:szCs w:val="22"/>
                 <w:lang w:val="en-US" w:eastAsia="zh-CN" w:bidi="ar"/>
               </w:rPr>
               <w:t>/etc/ssh/sshd_config Protocol</w:t>
@@ -1304,36 +1266,35 @@
         <w:tc>
           <w:tcPr>
             <w:tcW w:w="0" w:type="auto"/>
-            <w:shd w:val="clear"/>
-            <w:tcMar>
-              <w:top w:w="150" w:type="dxa"/>
-              <w:left w:w="240" w:type="dxa"/>
-              <w:bottom w:w="150" w:type="dxa"/>
-              <w:right w:w="240" w:type="dxa"/>
-            </w:tcMar>
-            <w:vAlign w:val="center"/>
-          </w:tcPr>
-          <w:p>
-            <w:pPr>
-              <w:keepNext w:val="0"/>
-              <w:keepLines w:val="0"/>
-              <w:widowControl/>
-              <w:suppressLineNumbers w:val="0"/>
-              <w:spacing w:line="300" w:lineRule="atLeast"/>
-              <w:jc w:val="left"/>
-              <w:rPr>
-                <w:rFonts w:hint="default" w:ascii="Segoe UI" w:hAnsi="Segoe UI" w:eastAsia="Segoe UI" w:cs="Segoe UI"/>
-                <w:sz w:val="22"/>
-                <w:szCs w:val="22"/>
-              </w:rPr>
-            </w:pPr>
-            <w:r>
-              <w:rPr>
-                <w:rFonts w:hint="default" w:ascii="Segoe UI" w:hAnsi="Segoe UI" w:eastAsia="Segoe UI" w:cs="Segoe UI"/>
-                <w:kern w:val="0"/>
-                <w:sz w:val="22"/>
-                <w:szCs w:val="22"/>
-                <w:bdr w:val="none" w:color="auto" w:sz="0" w:space="0"/>
+            <w:shd w:val="clear" w:color="auto" w:fill="auto"/>
+            <w:tcMar>
+              <w:top w:w="150" w:type="dxa"/>
+              <w:left w:w="240" w:type="dxa"/>
+              <w:bottom w:w="150" w:type="dxa"/>
+              <w:right w:w="240" w:type="dxa"/>
+            </w:tcMar>
+            <w:vAlign w:val="center"/>
+          </w:tcPr>
+          <w:p>
+            <w:pPr>
+              <w:keepNext w:val="0"/>
+              <w:keepLines w:val="0"/>
+              <w:widowControl/>
+              <w:suppressLineNumbers w:val="0"/>
+              <w:spacing w:line="300" w:lineRule="atLeast"/>
+              <w:jc w:val="left"/>
+              <w:rPr>
+                <w:rFonts w:hint="default" w:ascii="Segoe UI" w:hAnsi="Segoe UI" w:eastAsia="Segoe UI" w:cs="Segoe UI"/>
+                <w:sz w:val="22"/>
+                <w:szCs w:val="22"/>
+              </w:rPr>
+            </w:pPr>
+            <w:r>
+              <w:rPr>
+                <w:rFonts w:hint="default" w:ascii="Segoe UI" w:hAnsi="Segoe UI" w:eastAsia="Segoe UI" w:cs="Segoe UI"/>
+                <w:kern w:val="0"/>
+                <w:sz w:val="22"/>
+                <w:szCs w:val="22"/>
                 <w:lang w:val="en-US" w:eastAsia="zh-CN" w:bidi="ar"/>
               </w:rPr>
               <w:t>2</w:t>
@@ -1342,8 +1303,8 @@
         </w:tc>
         <w:tc>
           <w:tcPr>
-            <w:tcW w:w="0" w:type="auto"/>
-            <w:shd w:val="clear"/>
+            <w:tcW w:w="829" w:type="dxa"/>
+            <w:shd w:val="clear" w:color="auto" w:fill="auto"/>
             <w:tcMar>
               <w:top w:w="150" w:type="dxa"/>
               <w:left w:w="240" w:type="dxa"/>
@@ -1372,7 +1333,6 @@
                 <w:kern w:val="0"/>
                 <w:sz w:val="22"/>
                 <w:szCs w:val="22"/>
-                <w:bdr w:val="none" w:color="auto" w:sz="0" w:space="0"/>
                 <w:lang w:val="en-US" w:eastAsia="zh-CN" w:bidi="ar"/>
               </w:rPr>
               <w:t>□是 □否</w:t>
@@ -1390,7 +1350,7 @@
             <w:insideH w:val="single" w:color="auto" w:sz="4" w:space="0"/>
             <w:insideV w:val="single" w:color="auto" w:sz="4" w:space="0"/>
           </w:tblBorders>
-          <w:shd w:val="clear"/>
+          <w:shd w:val="clear" w:color="auto" w:fill="auto"/>
           <w:tblCellMar>
             <w:top w:w="15" w:type="dxa"/>
             <w:left w:w="15" w:type="dxa"/>
@@ -1399,12 +1359,12 @@
           </w:tblCellMar>
         </w:tblPrEx>
         <w:trPr>
-          <w:gridAfter w:val="1"/>
+          <w:wAfter w:w="0" w:type="auto"/>
         </w:trPr>
         <w:tc>
           <w:tcPr>
             <w:tcW w:w="0" w:type="auto"/>
-            <w:shd w:val="clear"/>
+            <w:shd w:val="clear" w:color="auto" w:fill="auto"/>
             <w:tcMar>
               <w:top w:w="150" w:type="dxa"/>
               <w:left w:w="0" w:type="dxa"/>
@@ -1433,7 +1393,6 @@
                 <w:kern w:val="0"/>
                 <w:sz w:val="22"/>
                 <w:szCs w:val="22"/>
-                <w:bdr w:val="none" w:color="auto" w:sz="0" w:space="0"/>
                 <w:lang w:val="en-US" w:eastAsia="zh-CN" w:bidi="ar"/>
               </w:rPr>
               <w:t>6</w:t>
@@ -1443,36 +1402,35 @@
         <w:tc>
           <w:tcPr>
             <w:tcW w:w="0" w:type="auto"/>
-            <w:shd w:val="clear"/>
-            <w:tcMar>
-              <w:top w:w="150" w:type="dxa"/>
-              <w:left w:w="240" w:type="dxa"/>
-              <w:bottom w:w="150" w:type="dxa"/>
-              <w:right w:w="240" w:type="dxa"/>
-            </w:tcMar>
-            <w:vAlign w:val="center"/>
-          </w:tcPr>
-          <w:p>
-            <w:pPr>
-              <w:keepNext w:val="0"/>
-              <w:keepLines w:val="0"/>
-              <w:widowControl/>
-              <w:suppressLineNumbers w:val="0"/>
-              <w:spacing w:line="300" w:lineRule="atLeast"/>
-              <w:jc w:val="left"/>
-              <w:rPr>
-                <w:rFonts w:hint="default" w:ascii="Segoe UI" w:hAnsi="Segoe UI" w:eastAsia="Segoe UI" w:cs="Segoe UI"/>
-                <w:sz w:val="22"/>
-                <w:szCs w:val="22"/>
-              </w:rPr>
-            </w:pPr>
-            <w:r>
-              <w:rPr>
-                <w:rFonts w:hint="default" w:ascii="Segoe UI" w:hAnsi="Segoe UI" w:eastAsia="Segoe UI" w:cs="Segoe UI"/>
-                <w:kern w:val="0"/>
-                <w:sz w:val="22"/>
-                <w:szCs w:val="22"/>
-                <w:bdr w:val="none" w:color="auto" w:sz="0" w:space="0"/>
+            <w:shd w:val="clear" w:color="auto" w:fill="auto"/>
+            <w:tcMar>
+              <w:top w:w="150" w:type="dxa"/>
+              <w:left w:w="240" w:type="dxa"/>
+              <w:bottom w:w="150" w:type="dxa"/>
+              <w:right w:w="240" w:type="dxa"/>
+            </w:tcMar>
+            <w:vAlign w:val="center"/>
+          </w:tcPr>
+          <w:p>
+            <w:pPr>
+              <w:keepNext w:val="0"/>
+              <w:keepLines w:val="0"/>
+              <w:widowControl/>
+              <w:suppressLineNumbers w:val="0"/>
+              <w:spacing w:line="300" w:lineRule="atLeast"/>
+              <w:jc w:val="left"/>
+              <w:rPr>
+                <w:rFonts w:hint="default" w:ascii="Segoe UI" w:hAnsi="Segoe UI" w:eastAsia="Segoe UI" w:cs="Segoe UI"/>
+                <w:sz w:val="22"/>
+                <w:szCs w:val="22"/>
+              </w:rPr>
+            </w:pPr>
+            <w:r>
+              <w:rPr>
+                <w:rFonts w:hint="default" w:ascii="Segoe UI" w:hAnsi="Segoe UI" w:eastAsia="Segoe UI" w:cs="Segoe UI"/>
+                <w:kern w:val="0"/>
+                <w:sz w:val="22"/>
+                <w:szCs w:val="22"/>
                 <w:lang w:val="en-US" w:eastAsia="zh-CN" w:bidi="ar"/>
               </w:rPr>
               <w:t>root SSH登录</w:t>
@@ -1482,36 +1440,35 @@
         <w:tc>
           <w:tcPr>
             <w:tcW w:w="0" w:type="auto"/>
-            <w:shd w:val="clear"/>
-            <w:tcMar>
-              <w:top w:w="150" w:type="dxa"/>
-              <w:left w:w="240" w:type="dxa"/>
-              <w:bottom w:w="150" w:type="dxa"/>
-              <w:right w:w="240" w:type="dxa"/>
-            </w:tcMar>
-            <w:vAlign w:val="center"/>
-          </w:tcPr>
-          <w:p>
-            <w:pPr>
-              <w:keepNext w:val="0"/>
-              <w:keepLines w:val="0"/>
-              <w:widowControl/>
-              <w:suppressLineNumbers w:val="0"/>
-              <w:spacing w:line="300" w:lineRule="atLeast"/>
-              <w:jc w:val="left"/>
-              <w:rPr>
-                <w:rFonts w:hint="default" w:ascii="Segoe UI" w:hAnsi="Segoe UI" w:eastAsia="Segoe UI" w:cs="Segoe UI"/>
-                <w:sz w:val="22"/>
-                <w:szCs w:val="22"/>
-              </w:rPr>
-            </w:pPr>
-            <w:r>
-              <w:rPr>
-                <w:rFonts w:hint="default" w:ascii="Segoe UI" w:hAnsi="Segoe UI" w:eastAsia="Segoe UI" w:cs="Segoe UI"/>
-                <w:kern w:val="0"/>
-                <w:sz w:val="22"/>
-                <w:szCs w:val="22"/>
-                <w:bdr w:val="none" w:color="auto" w:sz="0" w:space="0"/>
+            <w:shd w:val="clear" w:color="auto" w:fill="auto"/>
+            <w:tcMar>
+              <w:top w:w="150" w:type="dxa"/>
+              <w:left w:w="240" w:type="dxa"/>
+              <w:bottom w:w="150" w:type="dxa"/>
+              <w:right w:w="240" w:type="dxa"/>
+            </w:tcMar>
+            <w:vAlign w:val="center"/>
+          </w:tcPr>
+          <w:p>
+            <w:pPr>
+              <w:keepNext w:val="0"/>
+              <w:keepLines w:val="0"/>
+              <w:widowControl/>
+              <w:suppressLineNumbers w:val="0"/>
+              <w:spacing w:line="300" w:lineRule="atLeast"/>
+              <w:jc w:val="left"/>
+              <w:rPr>
+                <w:rFonts w:hint="default" w:ascii="Segoe UI" w:hAnsi="Segoe UI" w:eastAsia="Segoe UI" w:cs="Segoe UI"/>
+                <w:sz w:val="22"/>
+                <w:szCs w:val="22"/>
+              </w:rPr>
+            </w:pPr>
+            <w:r>
+              <w:rPr>
+                <w:rFonts w:hint="default" w:ascii="Segoe UI" w:hAnsi="Segoe UI" w:eastAsia="Segoe UI" w:cs="Segoe UI"/>
+                <w:kern w:val="0"/>
+                <w:sz w:val="22"/>
+                <w:szCs w:val="22"/>
                 <w:lang w:val="en-US" w:eastAsia="zh-CN" w:bidi="ar"/>
               </w:rPr>
               <w:t>/etc/ssh/sshd_config PermitRootLogin</w:t>
@@ -1521,36 +1478,35 @@
         <w:tc>
           <w:tcPr>
             <w:tcW w:w="0" w:type="auto"/>
-            <w:shd w:val="clear"/>
-            <w:tcMar>
-              <w:top w:w="150" w:type="dxa"/>
-              <w:left w:w="240" w:type="dxa"/>
-              <w:bottom w:w="150" w:type="dxa"/>
-              <w:right w:w="240" w:type="dxa"/>
-            </w:tcMar>
-            <w:vAlign w:val="center"/>
-          </w:tcPr>
-          <w:p>
-            <w:pPr>
-              <w:keepNext w:val="0"/>
-              <w:keepLines w:val="0"/>
-              <w:widowControl/>
-              <w:suppressLineNumbers w:val="0"/>
-              <w:spacing w:line="300" w:lineRule="atLeast"/>
-              <w:jc w:val="left"/>
-              <w:rPr>
-                <w:rFonts w:hint="default" w:ascii="Segoe UI" w:hAnsi="Segoe UI" w:eastAsia="Segoe UI" w:cs="Segoe UI"/>
-                <w:sz w:val="22"/>
-                <w:szCs w:val="22"/>
-              </w:rPr>
-            </w:pPr>
-            <w:r>
-              <w:rPr>
-                <w:rFonts w:hint="default" w:ascii="Segoe UI" w:hAnsi="Segoe UI" w:eastAsia="Segoe UI" w:cs="Segoe UI"/>
-                <w:kern w:val="0"/>
-                <w:sz w:val="22"/>
-                <w:szCs w:val="22"/>
-                <w:bdr w:val="none" w:color="auto" w:sz="0" w:space="0"/>
+            <w:shd w:val="clear" w:color="auto" w:fill="auto"/>
+            <w:tcMar>
+              <w:top w:w="150" w:type="dxa"/>
+              <w:left w:w="240" w:type="dxa"/>
+              <w:bottom w:w="150" w:type="dxa"/>
+              <w:right w:w="240" w:type="dxa"/>
+            </w:tcMar>
+            <w:vAlign w:val="center"/>
+          </w:tcPr>
+          <w:p>
+            <w:pPr>
+              <w:keepNext w:val="0"/>
+              <w:keepLines w:val="0"/>
+              <w:widowControl/>
+              <w:suppressLineNumbers w:val="0"/>
+              <w:spacing w:line="300" w:lineRule="atLeast"/>
+              <w:jc w:val="left"/>
+              <w:rPr>
+                <w:rFonts w:hint="default" w:ascii="Segoe UI" w:hAnsi="Segoe UI" w:eastAsia="Segoe UI" w:cs="Segoe UI"/>
+                <w:sz w:val="22"/>
+                <w:szCs w:val="22"/>
+              </w:rPr>
+            </w:pPr>
+            <w:r>
+              <w:rPr>
+                <w:rFonts w:hint="default" w:ascii="Segoe UI" w:hAnsi="Segoe UI" w:eastAsia="Segoe UI" w:cs="Segoe UI"/>
+                <w:kern w:val="0"/>
+                <w:sz w:val="22"/>
+                <w:szCs w:val="22"/>
                 <w:lang w:val="en-US" w:eastAsia="zh-CN" w:bidi="ar"/>
               </w:rPr>
               <w:t>no</w:t>
@@ -1559,8 +1515,8 @@
         </w:tc>
         <w:tc>
           <w:tcPr>
-            <w:tcW w:w="0" w:type="auto"/>
-            <w:shd w:val="clear"/>
+            <w:tcW w:w="829" w:type="dxa"/>
+            <w:shd w:val="clear" w:color="auto" w:fill="auto"/>
             <w:tcMar>
               <w:top w:w="150" w:type="dxa"/>
               <w:left w:w="240" w:type="dxa"/>
@@ -1589,7 +1545,6 @@
                 <w:kern w:val="0"/>
                 <w:sz w:val="22"/>
                 <w:szCs w:val="22"/>
-                <w:bdr w:val="none" w:color="auto" w:sz="0" w:space="0"/>
                 <w:lang w:val="en-US" w:eastAsia="zh-CN" w:bidi="ar"/>
               </w:rPr>
               <w:t>□是 □否</w:t>
@@ -1607,7 +1562,7 @@
             <w:insideH w:val="single" w:color="auto" w:sz="4" w:space="0"/>
             <w:insideV w:val="single" w:color="auto" w:sz="4" w:space="0"/>
           </w:tblBorders>
-          <w:shd w:val="clear"/>
+          <w:shd w:val="clear" w:color="auto" w:fill="auto"/>
           <w:tblCellMar>
             <w:top w:w="15" w:type="dxa"/>
             <w:left w:w="15" w:type="dxa"/>
@@ -1615,10 +1570,13 @@
             <w:right w:w="15" w:type="dxa"/>
           </w:tblCellMar>
         </w:tblPrEx>
-        <w:tc>
-          <w:tcPr>
-            <w:tcW w:w="0" w:type="auto"/>
-            <w:shd w:val="clear"/>
+        <w:trPr>
+          <w:wAfter w:w="0" w:type="auto"/>
+        </w:trPr>
+        <w:tc>
+          <w:tcPr>
+            <w:tcW w:w="0" w:type="auto"/>
+            <w:shd w:val="clear" w:color="auto" w:fill="auto"/>
             <w:tcMar>
               <w:top w:w="150" w:type="dxa"/>
               <w:left w:w="0" w:type="dxa"/>
@@ -1647,7 +1605,6 @@
                 <w:kern w:val="0"/>
                 <w:sz w:val="22"/>
                 <w:szCs w:val="22"/>
-                <w:bdr w:val="none" w:color="auto" w:sz="0" w:space="0"/>
                 <w:lang w:val="en-US" w:eastAsia="zh-CN" w:bidi="ar"/>
               </w:rPr>
               <w:t>7</w:t>
@@ -1657,36 +1614,35 @@
         <w:tc>
           <w:tcPr>
             <w:tcW w:w="0" w:type="auto"/>
-            <w:shd w:val="clear"/>
-            <w:tcMar>
-              <w:top w:w="150" w:type="dxa"/>
-              <w:left w:w="240" w:type="dxa"/>
-              <w:bottom w:w="150" w:type="dxa"/>
-              <w:right w:w="240" w:type="dxa"/>
-            </w:tcMar>
-            <w:vAlign w:val="center"/>
-          </w:tcPr>
-          <w:p>
-            <w:pPr>
-              <w:keepNext w:val="0"/>
-              <w:keepLines w:val="0"/>
-              <w:widowControl/>
-              <w:suppressLineNumbers w:val="0"/>
-              <w:spacing w:line="300" w:lineRule="atLeast"/>
-              <w:jc w:val="left"/>
-              <w:rPr>
-                <w:rFonts w:hint="default" w:ascii="Segoe UI" w:hAnsi="Segoe UI" w:eastAsia="Segoe UI" w:cs="Segoe UI"/>
-                <w:sz w:val="22"/>
-                <w:szCs w:val="22"/>
-              </w:rPr>
-            </w:pPr>
-            <w:r>
-              <w:rPr>
-                <w:rFonts w:hint="default" w:ascii="Segoe UI" w:hAnsi="Segoe UI" w:eastAsia="Segoe UI" w:cs="Segoe UI"/>
-                <w:kern w:val="0"/>
-                <w:sz w:val="22"/>
-                <w:szCs w:val="22"/>
-                <w:bdr w:val="none" w:color="auto" w:sz="0" w:space="0"/>
+            <w:shd w:val="clear" w:color="auto" w:fill="auto"/>
+            <w:tcMar>
+              <w:top w:w="150" w:type="dxa"/>
+              <w:left w:w="240" w:type="dxa"/>
+              <w:bottom w:w="150" w:type="dxa"/>
+              <w:right w:w="240" w:type="dxa"/>
+            </w:tcMar>
+            <w:vAlign w:val="center"/>
+          </w:tcPr>
+          <w:p>
+            <w:pPr>
+              <w:keepNext w:val="0"/>
+              <w:keepLines w:val="0"/>
+              <w:widowControl/>
+              <w:suppressLineNumbers w:val="0"/>
+              <w:spacing w:line="300" w:lineRule="atLeast"/>
+              <w:jc w:val="left"/>
+              <w:rPr>
+                <w:rFonts w:hint="default" w:ascii="Segoe UI" w:hAnsi="Segoe UI" w:eastAsia="Segoe UI" w:cs="Segoe UI"/>
+                <w:sz w:val="22"/>
+                <w:szCs w:val="22"/>
+              </w:rPr>
+            </w:pPr>
+            <w:r>
+              <w:rPr>
+                <w:rFonts w:hint="default" w:ascii="Segoe UI" w:hAnsi="Segoe UI" w:eastAsia="Segoe UI" w:cs="Segoe UI"/>
+                <w:kern w:val="0"/>
+                <w:sz w:val="22"/>
+                <w:szCs w:val="22"/>
                 <w:lang w:val="en-US" w:eastAsia="zh-CN" w:bidi="ar"/>
               </w:rPr>
               <w:t>空口令账户</w:t>
@@ -1696,36 +1652,35 @@
         <w:tc>
           <w:tcPr>
             <w:tcW w:w="0" w:type="auto"/>
-            <w:shd w:val="clear"/>
-            <w:tcMar>
-              <w:top w:w="150" w:type="dxa"/>
-              <w:left w:w="240" w:type="dxa"/>
-              <w:bottom w:w="150" w:type="dxa"/>
-              <w:right w:w="240" w:type="dxa"/>
-            </w:tcMar>
-            <w:vAlign w:val="center"/>
-          </w:tcPr>
-          <w:p>
-            <w:pPr>
-              <w:keepNext w:val="0"/>
-              <w:keepLines w:val="0"/>
-              <w:widowControl/>
-              <w:suppressLineNumbers w:val="0"/>
-              <w:spacing w:line="300" w:lineRule="atLeast"/>
-              <w:jc w:val="left"/>
-              <w:rPr>
-                <w:rFonts w:hint="default" w:ascii="Segoe UI" w:hAnsi="Segoe UI" w:eastAsia="Segoe UI" w:cs="Segoe UI"/>
-                <w:sz w:val="22"/>
-                <w:szCs w:val="22"/>
-              </w:rPr>
-            </w:pPr>
-            <w:r>
-              <w:rPr>
-                <w:rFonts w:hint="default" w:ascii="Segoe UI" w:hAnsi="Segoe UI" w:eastAsia="Segoe UI" w:cs="Segoe UI"/>
-                <w:kern w:val="0"/>
-                <w:sz w:val="22"/>
-                <w:szCs w:val="22"/>
-                <w:bdr w:val="none" w:color="auto" w:sz="0" w:space="0"/>
+            <w:shd w:val="clear" w:color="auto" w:fill="auto"/>
+            <w:tcMar>
+              <w:top w:w="150" w:type="dxa"/>
+              <w:left w:w="240" w:type="dxa"/>
+              <w:bottom w:w="150" w:type="dxa"/>
+              <w:right w:w="240" w:type="dxa"/>
+            </w:tcMar>
+            <w:vAlign w:val="center"/>
+          </w:tcPr>
+          <w:p>
+            <w:pPr>
+              <w:keepNext w:val="0"/>
+              <w:keepLines w:val="0"/>
+              <w:widowControl/>
+              <w:suppressLineNumbers w:val="0"/>
+              <w:spacing w:line="300" w:lineRule="atLeast"/>
+              <w:jc w:val="left"/>
+              <w:rPr>
+                <w:rFonts w:hint="default" w:ascii="Segoe UI" w:hAnsi="Segoe UI" w:eastAsia="Segoe UI" w:cs="Segoe UI"/>
+                <w:sz w:val="22"/>
+                <w:szCs w:val="22"/>
+              </w:rPr>
+            </w:pPr>
+            <w:r>
+              <w:rPr>
+                <w:rFonts w:hint="default" w:ascii="Segoe UI" w:hAnsi="Segoe UI" w:eastAsia="Segoe UI" w:cs="Segoe UI"/>
+                <w:kern w:val="0"/>
+                <w:sz w:val="22"/>
+                <w:szCs w:val="22"/>
                 <w:lang w:val="en-US" w:eastAsia="zh-CN" w:bidi="ar"/>
               </w:rPr>
               <w:t>cat /etc/shadow</w:t>
@@ -1735,36 +1690,35 @@
         <w:tc>
           <w:tcPr>
             <w:tcW w:w="0" w:type="auto"/>
-            <w:shd w:val="clear"/>
-            <w:tcMar>
-              <w:top w:w="150" w:type="dxa"/>
-              <w:left w:w="240" w:type="dxa"/>
-              <w:bottom w:w="150" w:type="dxa"/>
-              <w:right w:w="240" w:type="dxa"/>
-            </w:tcMar>
-            <w:vAlign w:val="center"/>
-          </w:tcPr>
-          <w:p>
-            <w:pPr>
-              <w:keepNext w:val="0"/>
-              <w:keepLines w:val="0"/>
-              <w:widowControl/>
-              <w:suppressLineNumbers w:val="0"/>
-              <w:spacing w:line="300" w:lineRule="atLeast"/>
-              <w:jc w:val="left"/>
-              <w:rPr>
-                <w:rFonts w:hint="default" w:ascii="Segoe UI" w:hAnsi="Segoe UI" w:eastAsia="Segoe UI" w:cs="Segoe UI"/>
-                <w:sz w:val="22"/>
-                <w:szCs w:val="22"/>
-              </w:rPr>
-            </w:pPr>
-            <w:r>
-              <w:rPr>
-                <w:rFonts w:hint="default" w:ascii="Segoe UI" w:hAnsi="Segoe UI" w:eastAsia="Segoe UI" w:cs="Segoe UI"/>
-                <w:kern w:val="0"/>
-                <w:sz w:val="22"/>
-                <w:szCs w:val="22"/>
-                <w:bdr w:val="none" w:color="auto" w:sz="0" w:space="0"/>
+            <w:shd w:val="clear" w:color="auto" w:fill="auto"/>
+            <w:tcMar>
+              <w:top w:w="150" w:type="dxa"/>
+              <w:left w:w="240" w:type="dxa"/>
+              <w:bottom w:w="150" w:type="dxa"/>
+              <w:right w:w="240" w:type="dxa"/>
+            </w:tcMar>
+            <w:vAlign w:val="center"/>
+          </w:tcPr>
+          <w:p>
+            <w:pPr>
+              <w:keepNext w:val="0"/>
+              <w:keepLines w:val="0"/>
+              <w:widowControl/>
+              <w:suppressLineNumbers w:val="0"/>
+              <w:spacing w:line="300" w:lineRule="atLeast"/>
+              <w:jc w:val="left"/>
+              <w:rPr>
+                <w:rFonts w:hint="default" w:ascii="Segoe UI" w:hAnsi="Segoe UI" w:eastAsia="Segoe UI" w:cs="Segoe UI"/>
+                <w:sz w:val="22"/>
+                <w:szCs w:val="22"/>
+              </w:rPr>
+            </w:pPr>
+            <w:r>
+              <w:rPr>
+                <w:rFonts w:hint="default" w:ascii="Segoe UI" w:hAnsi="Segoe UI" w:eastAsia="Segoe UI" w:cs="Segoe UI"/>
+                <w:kern w:val="0"/>
+                <w:sz w:val="22"/>
+                <w:szCs w:val="22"/>
                 <w:lang w:val="en-US" w:eastAsia="zh-CN" w:bidi="ar"/>
               </w:rPr>
               <w:t>grep "::"</w:t>
@@ -1773,47 +1727,8 @@
         </w:tc>
         <w:tc>
           <w:tcPr>
-            <w:tcW w:w="0" w:type="auto"/>
-            <w:shd w:val="clear"/>
-            <w:tcMar>
-              <w:top w:w="150" w:type="dxa"/>
-              <w:left w:w="240" w:type="dxa"/>
-              <w:bottom w:w="150" w:type="dxa"/>
-              <w:right w:w="240" w:type="dxa"/>
-            </w:tcMar>
-            <w:vAlign w:val="center"/>
-          </w:tcPr>
-          <w:p>
-            <w:pPr>
-              <w:keepNext w:val="0"/>
-              <w:keepLines w:val="0"/>
-              <w:widowControl/>
-              <w:suppressLineNumbers w:val="0"/>
-              <w:spacing w:line="300" w:lineRule="atLeast"/>
-              <w:jc w:val="left"/>
-              <w:rPr>
-                <w:rFonts w:hint="default" w:ascii="Segoe UI" w:hAnsi="Segoe UI" w:eastAsia="Segoe UI" w:cs="Segoe UI"/>
-                <w:sz w:val="22"/>
-                <w:szCs w:val="22"/>
-              </w:rPr>
-            </w:pPr>
-            <w:r>
-              <w:rPr>
-                <w:rFonts w:hint="default" w:ascii="Segoe UI" w:hAnsi="Segoe UI" w:eastAsia="Segoe UI" w:cs="Segoe UI"/>
-                <w:kern w:val="0"/>
-                <w:sz w:val="22"/>
-                <w:szCs w:val="22"/>
-                <w:bdr w:val="none" w:color="auto" w:sz="0" w:space="0"/>
-                <w:lang w:val="en-US" w:eastAsia="zh-CN" w:bidi="ar"/>
-              </w:rPr>
-              <w:t>无</w:t>
-            </w:r>
-          </w:p>
-        </w:tc>
-        <w:tc>
-          <w:tcPr>
-            <w:tcW w:w="0" w:type="auto"/>
-            <w:shd w:val="clear"/>
+            <w:tcW w:w="829" w:type="dxa"/>
+            <w:shd w:val="clear" w:color="auto" w:fill="auto"/>
             <w:tcMar>
               <w:top w:w="150" w:type="dxa"/>
               <w:left w:w="240" w:type="dxa"/>
@@ -1842,7 +1757,6 @@
                 <w:kern w:val="0"/>
                 <w:sz w:val="22"/>
                 <w:szCs w:val="22"/>
-                <w:bdr w:val="none" w:color="auto" w:sz="0" w:space="0"/>
                 <w:lang w:val="en-US" w:eastAsia="zh-CN" w:bidi="ar"/>
               </w:rPr>
               <w:t>□是 □否</w:t>
@@ -1860,7 +1774,7 @@
             <w:insideH w:val="single" w:color="auto" w:sz="4" w:space="0"/>
             <w:insideV w:val="single" w:color="auto" w:sz="4" w:space="0"/>
           </w:tblBorders>
-          <w:shd w:val="clear"/>
+          <w:shd w:val="clear" w:color="auto" w:fill="auto"/>
           <w:tblCellMar>
             <w:top w:w="15" w:type="dxa"/>
             <w:left w:w="15" w:type="dxa"/>
@@ -1868,10 +1782,13 @@
             <w:right w:w="15" w:type="dxa"/>
           </w:tblCellMar>
         </w:tblPrEx>
-        <w:tc>
-          <w:tcPr>
-            <w:tcW w:w="0" w:type="auto"/>
-            <w:shd w:val="clear"/>
+        <w:trPr>
+          <w:wAfter w:w="0" w:type="auto"/>
+        </w:trPr>
+        <w:tc>
+          <w:tcPr>
+            <w:tcW w:w="0" w:type="auto"/>
+            <w:shd w:val="clear" w:color="auto" w:fill="auto"/>
             <w:tcMar>
               <w:top w:w="150" w:type="dxa"/>
               <w:left w:w="0" w:type="dxa"/>
@@ -1900,7 +1817,6 @@
                 <w:kern w:val="0"/>
                 <w:sz w:val="22"/>
                 <w:szCs w:val="22"/>
-                <w:bdr w:val="none" w:color="auto" w:sz="0" w:space="0"/>
                 <w:lang w:val="en-US" w:eastAsia="zh-CN" w:bidi="ar"/>
               </w:rPr>
               <w:t>8</w:t>
@@ -1910,36 +1826,35 @@
         <w:tc>
           <w:tcPr>
             <w:tcW w:w="0" w:type="auto"/>
-            <w:shd w:val="clear"/>
-            <w:tcMar>
-              <w:top w:w="150" w:type="dxa"/>
-              <w:left w:w="240" w:type="dxa"/>
-              <w:bottom w:w="150" w:type="dxa"/>
-              <w:right w:w="240" w:type="dxa"/>
-            </w:tcMar>
-            <w:vAlign w:val="center"/>
-          </w:tcPr>
-          <w:p>
-            <w:pPr>
-              <w:keepNext w:val="0"/>
-              <w:keepLines w:val="0"/>
-              <w:widowControl/>
-              <w:suppressLineNumbers w:val="0"/>
-              <w:spacing w:line="300" w:lineRule="atLeast"/>
-              <w:jc w:val="left"/>
-              <w:rPr>
-                <w:rFonts w:hint="default" w:ascii="Segoe UI" w:hAnsi="Segoe UI" w:eastAsia="Segoe UI" w:cs="Segoe UI"/>
-                <w:sz w:val="22"/>
-                <w:szCs w:val="22"/>
-              </w:rPr>
-            </w:pPr>
-            <w:r>
-              <w:rPr>
-                <w:rFonts w:hint="default" w:ascii="Segoe UI" w:hAnsi="Segoe UI" w:eastAsia="Segoe UI" w:cs="Segoe UI"/>
-                <w:kern w:val="0"/>
-                <w:sz w:val="22"/>
-                <w:szCs w:val="22"/>
-                <w:bdr w:val="none" w:color="auto" w:sz="0" w:space="0"/>
+            <w:shd w:val="clear" w:color="auto" w:fill="auto"/>
+            <w:tcMar>
+              <w:top w:w="150" w:type="dxa"/>
+              <w:left w:w="240" w:type="dxa"/>
+              <w:bottom w:w="150" w:type="dxa"/>
+              <w:right w:w="240" w:type="dxa"/>
+            </w:tcMar>
+            <w:vAlign w:val="center"/>
+          </w:tcPr>
+          <w:p>
+            <w:pPr>
+              <w:keepNext w:val="0"/>
+              <w:keepLines w:val="0"/>
+              <w:widowControl/>
+              <w:suppressLineNumbers w:val="0"/>
+              <w:spacing w:line="300" w:lineRule="atLeast"/>
+              <w:jc w:val="left"/>
+              <w:rPr>
+                <w:rFonts w:hint="default" w:ascii="Segoe UI" w:hAnsi="Segoe UI" w:eastAsia="Segoe UI" w:cs="Segoe UI"/>
+                <w:sz w:val="22"/>
+                <w:szCs w:val="22"/>
+              </w:rPr>
+            </w:pPr>
+            <w:r>
+              <w:rPr>
+                <w:rFonts w:hint="default" w:ascii="Segoe UI" w:hAnsi="Segoe UI" w:eastAsia="Segoe UI" w:cs="Segoe UI"/>
+                <w:kern w:val="0"/>
+                <w:sz w:val="22"/>
+                <w:szCs w:val="22"/>
                 <w:lang w:val="en-US" w:eastAsia="zh-CN" w:bidi="ar"/>
               </w:rPr>
               <w:t>多余账户</w:t>
@@ -1949,36 +1864,35 @@
         <w:tc>
           <w:tcPr>
             <w:tcW w:w="0" w:type="auto"/>
-            <w:shd w:val="clear"/>
-            <w:tcMar>
-              <w:top w:w="150" w:type="dxa"/>
-              <w:left w:w="240" w:type="dxa"/>
-              <w:bottom w:w="150" w:type="dxa"/>
-              <w:right w:w="240" w:type="dxa"/>
-            </w:tcMar>
-            <w:vAlign w:val="center"/>
-          </w:tcPr>
-          <w:p>
-            <w:pPr>
-              <w:keepNext w:val="0"/>
-              <w:keepLines w:val="0"/>
-              <w:widowControl/>
-              <w:suppressLineNumbers w:val="0"/>
-              <w:spacing w:line="300" w:lineRule="atLeast"/>
-              <w:jc w:val="left"/>
-              <w:rPr>
-                <w:rFonts w:hint="default" w:ascii="Segoe UI" w:hAnsi="Segoe UI" w:eastAsia="Segoe UI" w:cs="Segoe UI"/>
-                <w:sz w:val="22"/>
-                <w:szCs w:val="22"/>
-              </w:rPr>
-            </w:pPr>
-            <w:r>
-              <w:rPr>
-                <w:rFonts w:hint="default" w:ascii="Segoe UI" w:hAnsi="Segoe UI" w:eastAsia="Segoe UI" w:cs="Segoe UI"/>
-                <w:kern w:val="0"/>
-                <w:sz w:val="22"/>
-                <w:szCs w:val="22"/>
-                <w:bdr w:val="none" w:color="auto" w:sz="0" w:space="0"/>
+            <w:shd w:val="clear" w:color="auto" w:fill="auto"/>
+            <w:tcMar>
+              <w:top w:w="150" w:type="dxa"/>
+              <w:left w:w="240" w:type="dxa"/>
+              <w:bottom w:w="150" w:type="dxa"/>
+              <w:right w:w="240" w:type="dxa"/>
+            </w:tcMar>
+            <w:vAlign w:val="center"/>
+          </w:tcPr>
+          <w:p>
+            <w:pPr>
+              <w:keepNext w:val="0"/>
+              <w:keepLines w:val="0"/>
+              <w:widowControl/>
+              <w:suppressLineNumbers w:val="0"/>
+              <w:spacing w:line="300" w:lineRule="atLeast"/>
+              <w:jc w:val="left"/>
+              <w:rPr>
+                <w:rFonts w:hint="default" w:ascii="Segoe UI" w:hAnsi="Segoe UI" w:eastAsia="Segoe UI" w:cs="Segoe UI"/>
+                <w:sz w:val="22"/>
+                <w:szCs w:val="22"/>
+              </w:rPr>
+            </w:pPr>
+            <w:r>
+              <w:rPr>
+                <w:rFonts w:hint="default" w:ascii="Segoe UI" w:hAnsi="Segoe UI" w:eastAsia="Segoe UI" w:cs="Segoe UI"/>
+                <w:kern w:val="0"/>
+                <w:sz w:val="22"/>
+                <w:szCs w:val="22"/>
                 <w:lang w:val="en-US" w:eastAsia="zh-CN" w:bidi="ar"/>
               </w:rPr>
               <w:t>cat /etc/passwd</w:t>
@@ -1988,36 +1902,35 @@
         <w:tc>
           <w:tcPr>
             <w:tcW w:w="0" w:type="auto"/>
-            <w:shd w:val="clear"/>
-            <w:tcMar>
-              <w:top w:w="150" w:type="dxa"/>
-              <w:left w:w="240" w:type="dxa"/>
-              <w:bottom w:w="150" w:type="dxa"/>
-              <w:right w:w="240" w:type="dxa"/>
-            </w:tcMar>
-            <w:vAlign w:val="center"/>
-          </w:tcPr>
-          <w:p>
-            <w:pPr>
-              <w:keepNext w:val="0"/>
-              <w:keepLines w:val="0"/>
-              <w:widowControl/>
-              <w:suppressLineNumbers w:val="0"/>
-              <w:spacing w:line="300" w:lineRule="atLeast"/>
-              <w:jc w:val="left"/>
-              <w:rPr>
-                <w:rFonts w:hint="default" w:ascii="Segoe UI" w:hAnsi="Segoe UI" w:eastAsia="Segoe UI" w:cs="Segoe UI"/>
-                <w:sz w:val="22"/>
-                <w:szCs w:val="22"/>
-              </w:rPr>
-            </w:pPr>
-            <w:r>
-              <w:rPr>
-                <w:rFonts w:hint="default" w:ascii="Segoe UI" w:hAnsi="Segoe UI" w:eastAsia="Segoe UI" w:cs="Segoe UI"/>
-                <w:kern w:val="0"/>
-                <w:sz w:val="22"/>
-                <w:szCs w:val="22"/>
-                <w:bdr w:val="none" w:color="auto" w:sz="0" w:space="0"/>
+            <w:shd w:val="clear" w:color="auto" w:fill="auto"/>
+            <w:tcMar>
+              <w:top w:w="150" w:type="dxa"/>
+              <w:left w:w="240" w:type="dxa"/>
+              <w:bottom w:w="150" w:type="dxa"/>
+              <w:right w:w="240" w:type="dxa"/>
+            </w:tcMar>
+            <w:vAlign w:val="center"/>
+          </w:tcPr>
+          <w:p>
+            <w:pPr>
+              <w:keepNext w:val="0"/>
+              <w:keepLines w:val="0"/>
+              <w:widowControl/>
+              <w:suppressLineNumbers w:val="0"/>
+              <w:spacing w:line="300" w:lineRule="atLeast"/>
+              <w:jc w:val="left"/>
+              <w:rPr>
+                <w:rFonts w:hint="default" w:ascii="Segoe UI" w:hAnsi="Segoe UI" w:eastAsia="Segoe UI" w:cs="Segoe UI"/>
+                <w:sz w:val="22"/>
+                <w:szCs w:val="22"/>
+              </w:rPr>
+            </w:pPr>
+            <w:r>
+              <w:rPr>
+                <w:rFonts w:hint="default" w:ascii="Segoe UI" w:hAnsi="Segoe UI" w:eastAsia="Segoe UI" w:cs="Segoe UI"/>
+                <w:kern w:val="0"/>
+                <w:sz w:val="22"/>
+                <w:szCs w:val="22"/>
                 <w:lang w:val="en-US" w:eastAsia="zh-CN" w:bidi="ar"/>
               </w:rPr>
               <w:t>无多余账户</w:t>
@@ -2026,8 +1939,8 @@
         </w:tc>
         <w:tc>
           <w:tcPr>
-            <w:tcW w:w="0" w:type="auto"/>
-            <w:shd w:val="clear"/>
+            <w:tcW w:w="829" w:type="dxa"/>
+            <w:shd w:val="clear" w:color="auto" w:fill="auto"/>
             <w:tcMar>
               <w:top w:w="150" w:type="dxa"/>
               <w:left w:w="240" w:type="dxa"/>
@@ -2056,27 +1969,10 @@
                 <w:kern w:val="0"/>
                 <w:sz w:val="22"/>
                 <w:szCs w:val="22"/>
-                <w:bdr w:val="none" w:color="auto" w:sz="0" w:space="0"/>
                 <w:lang w:val="en-US" w:eastAsia="zh-CN" w:bidi="ar"/>
               </w:rPr>
               <w:t>□是 □否</w:t>
             </w:r>
-          </w:p>
-        </w:tc>
-        <w:tc>
-          <w:tcPr>
-            <w:tcW w:w="0" w:type="auto"/>
-            <w:shd w:val="clear"/>
-            <w:vAlign w:val="center"/>
-          </w:tcPr>
-          <w:p>
-            <w:pPr>
-              <w:rPr>
-                <w:rFonts w:hint="eastAsia" w:ascii="宋体"/>
-                <w:sz w:val="24"/>
-                <w:szCs w:val="24"/>
-              </w:rPr>
-            </w:pPr>
           </w:p>
         </w:tc>
       </w:tr>
@@ -2090,7 +1986,7 @@
             <w:insideH w:val="single" w:color="auto" w:sz="4" w:space="0"/>
             <w:insideV w:val="single" w:color="auto" w:sz="4" w:space="0"/>
           </w:tblBorders>
-          <w:shd w:val="clear"/>
+          <w:shd w:val="clear" w:color="auto" w:fill="auto"/>
           <w:tblCellMar>
             <w:top w:w="15" w:type="dxa"/>
             <w:left w:w="15" w:type="dxa"/>
@@ -2098,10 +1994,13 @@
             <w:right w:w="15" w:type="dxa"/>
           </w:tblCellMar>
         </w:tblPrEx>
-        <w:tc>
-          <w:tcPr>
-            <w:tcW w:w="0" w:type="auto"/>
-            <w:shd w:val="clear"/>
+        <w:trPr>
+          <w:wAfter w:w="0" w:type="auto"/>
+        </w:trPr>
+        <w:tc>
+          <w:tcPr>
+            <w:tcW w:w="0" w:type="auto"/>
+            <w:shd w:val="clear" w:color="auto" w:fill="auto"/>
             <w:tcMar>
               <w:top w:w="150" w:type="dxa"/>
               <w:left w:w="0" w:type="dxa"/>
@@ -2130,7 +2029,6 @@
                 <w:kern w:val="0"/>
                 <w:sz w:val="22"/>
                 <w:szCs w:val="22"/>
-                <w:bdr w:val="none" w:color="auto" w:sz="0" w:space="0"/>
                 <w:lang w:val="en-US" w:eastAsia="zh-CN" w:bidi="ar"/>
               </w:rPr>
               <w:t>9</w:t>
@@ -2140,36 +2038,35 @@
         <w:tc>
           <w:tcPr>
             <w:tcW w:w="0" w:type="auto"/>
-            <w:shd w:val="clear"/>
-            <w:tcMar>
-              <w:top w:w="150" w:type="dxa"/>
-              <w:left w:w="240" w:type="dxa"/>
-              <w:bottom w:w="150" w:type="dxa"/>
-              <w:right w:w="240" w:type="dxa"/>
-            </w:tcMar>
-            <w:vAlign w:val="center"/>
-          </w:tcPr>
-          <w:p>
-            <w:pPr>
-              <w:keepNext w:val="0"/>
-              <w:keepLines w:val="0"/>
-              <w:widowControl/>
-              <w:suppressLineNumbers w:val="0"/>
-              <w:spacing w:line="300" w:lineRule="atLeast"/>
-              <w:jc w:val="left"/>
-              <w:rPr>
-                <w:rFonts w:hint="default" w:ascii="Segoe UI" w:hAnsi="Segoe UI" w:eastAsia="Segoe UI" w:cs="Segoe UI"/>
-                <w:sz w:val="22"/>
-                <w:szCs w:val="22"/>
-              </w:rPr>
-            </w:pPr>
-            <w:r>
-              <w:rPr>
-                <w:rFonts w:hint="default" w:ascii="Segoe UI" w:hAnsi="Segoe UI" w:eastAsia="Segoe UI" w:cs="Segoe UI"/>
-                <w:kern w:val="0"/>
-                <w:sz w:val="22"/>
-                <w:szCs w:val="22"/>
-                <w:bdr w:val="none" w:color="auto" w:sz="0" w:space="0"/>
+            <w:shd w:val="clear" w:color="auto" w:fill="auto"/>
+            <w:tcMar>
+              <w:top w:w="150" w:type="dxa"/>
+              <w:left w:w="240" w:type="dxa"/>
+              <w:bottom w:w="150" w:type="dxa"/>
+              <w:right w:w="240" w:type="dxa"/>
+            </w:tcMar>
+            <w:vAlign w:val="center"/>
+          </w:tcPr>
+          <w:p>
+            <w:pPr>
+              <w:keepNext w:val="0"/>
+              <w:keepLines w:val="0"/>
+              <w:widowControl/>
+              <w:suppressLineNumbers w:val="0"/>
+              <w:spacing w:line="300" w:lineRule="atLeast"/>
+              <w:jc w:val="left"/>
+              <w:rPr>
+                <w:rFonts w:hint="default" w:ascii="Segoe UI" w:hAnsi="Segoe UI" w:eastAsia="Segoe UI" w:cs="Segoe UI"/>
+                <w:sz w:val="22"/>
+                <w:szCs w:val="22"/>
+              </w:rPr>
+            </w:pPr>
+            <w:r>
+              <w:rPr>
+                <w:rFonts w:hint="default" w:ascii="Segoe UI" w:hAnsi="Segoe UI" w:eastAsia="Segoe UI" w:cs="Segoe UI"/>
+                <w:kern w:val="0"/>
+                <w:sz w:val="22"/>
+                <w:szCs w:val="22"/>
                 <w:lang w:val="en-US" w:eastAsia="zh-CN" w:bidi="ar"/>
               </w:rPr>
               <w:t>auditd服务</w:t>
@@ -2179,36 +2076,35 @@
         <w:tc>
           <w:tcPr>
             <w:tcW w:w="0" w:type="auto"/>
-            <w:shd w:val="clear"/>
-            <w:tcMar>
-              <w:top w:w="150" w:type="dxa"/>
-              <w:left w:w="240" w:type="dxa"/>
-              <w:bottom w:w="150" w:type="dxa"/>
-              <w:right w:w="240" w:type="dxa"/>
-            </w:tcMar>
-            <w:vAlign w:val="center"/>
-          </w:tcPr>
-          <w:p>
-            <w:pPr>
-              <w:keepNext w:val="0"/>
-              <w:keepLines w:val="0"/>
-              <w:widowControl/>
-              <w:suppressLineNumbers w:val="0"/>
-              <w:spacing w:line="300" w:lineRule="atLeast"/>
-              <w:jc w:val="left"/>
-              <w:rPr>
-                <w:rFonts w:hint="default" w:ascii="Segoe UI" w:hAnsi="Segoe UI" w:eastAsia="Segoe UI" w:cs="Segoe UI"/>
-                <w:sz w:val="22"/>
-                <w:szCs w:val="22"/>
-              </w:rPr>
-            </w:pPr>
-            <w:r>
-              <w:rPr>
-                <w:rFonts w:hint="default" w:ascii="Segoe UI" w:hAnsi="Segoe UI" w:eastAsia="Segoe UI" w:cs="Segoe UI"/>
-                <w:kern w:val="0"/>
-                <w:sz w:val="22"/>
-                <w:szCs w:val="22"/>
-                <w:bdr w:val="none" w:color="auto" w:sz="0" w:space="0"/>
+            <w:shd w:val="clear" w:color="auto" w:fill="auto"/>
+            <w:tcMar>
+              <w:top w:w="150" w:type="dxa"/>
+              <w:left w:w="240" w:type="dxa"/>
+              <w:bottom w:w="150" w:type="dxa"/>
+              <w:right w:w="240" w:type="dxa"/>
+            </w:tcMar>
+            <w:vAlign w:val="center"/>
+          </w:tcPr>
+          <w:p>
+            <w:pPr>
+              <w:keepNext w:val="0"/>
+              <w:keepLines w:val="0"/>
+              <w:widowControl/>
+              <w:suppressLineNumbers w:val="0"/>
+              <w:spacing w:line="300" w:lineRule="atLeast"/>
+              <w:jc w:val="left"/>
+              <w:rPr>
+                <w:rFonts w:hint="default" w:ascii="Segoe UI" w:hAnsi="Segoe UI" w:eastAsia="Segoe UI" w:cs="Segoe UI"/>
+                <w:sz w:val="22"/>
+                <w:szCs w:val="22"/>
+              </w:rPr>
+            </w:pPr>
+            <w:r>
+              <w:rPr>
+                <w:rFonts w:hint="default" w:ascii="Segoe UI" w:hAnsi="Segoe UI" w:eastAsia="Segoe UI" w:cs="Segoe UI"/>
+                <w:kern w:val="0"/>
+                <w:sz w:val="22"/>
+                <w:szCs w:val="22"/>
                 <w:lang w:val="en-US" w:eastAsia="zh-CN" w:bidi="ar"/>
               </w:rPr>
               <w:t>systemctl status auditd</w:t>
@@ -2218,36 +2114,35 @@
         <w:tc>
           <w:tcPr>
             <w:tcW w:w="0" w:type="auto"/>
-            <w:shd w:val="clear"/>
-            <w:tcMar>
-              <w:top w:w="150" w:type="dxa"/>
-              <w:left w:w="240" w:type="dxa"/>
-              <w:bottom w:w="150" w:type="dxa"/>
-              <w:right w:w="240" w:type="dxa"/>
-            </w:tcMar>
-            <w:vAlign w:val="center"/>
-          </w:tcPr>
-          <w:p>
-            <w:pPr>
-              <w:keepNext w:val="0"/>
-              <w:keepLines w:val="0"/>
-              <w:widowControl/>
-              <w:suppressLineNumbers w:val="0"/>
-              <w:spacing w:line="300" w:lineRule="atLeast"/>
-              <w:jc w:val="left"/>
-              <w:rPr>
-                <w:rFonts w:hint="default" w:ascii="Segoe UI" w:hAnsi="Segoe UI" w:eastAsia="Segoe UI" w:cs="Segoe UI"/>
-                <w:sz w:val="22"/>
-                <w:szCs w:val="22"/>
-              </w:rPr>
-            </w:pPr>
-            <w:r>
-              <w:rPr>
-                <w:rFonts w:hint="default" w:ascii="Segoe UI" w:hAnsi="Segoe UI" w:eastAsia="Segoe UI" w:cs="Segoe UI"/>
-                <w:kern w:val="0"/>
-                <w:sz w:val="22"/>
-                <w:szCs w:val="22"/>
-                <w:bdr w:val="none" w:color="auto" w:sz="0" w:space="0"/>
+            <w:shd w:val="clear" w:color="auto" w:fill="auto"/>
+            <w:tcMar>
+              <w:top w:w="150" w:type="dxa"/>
+              <w:left w:w="240" w:type="dxa"/>
+              <w:bottom w:w="150" w:type="dxa"/>
+              <w:right w:w="240" w:type="dxa"/>
+            </w:tcMar>
+            <w:vAlign w:val="center"/>
+          </w:tcPr>
+          <w:p>
+            <w:pPr>
+              <w:keepNext w:val="0"/>
+              <w:keepLines w:val="0"/>
+              <w:widowControl/>
+              <w:suppressLineNumbers w:val="0"/>
+              <w:spacing w:line="300" w:lineRule="atLeast"/>
+              <w:jc w:val="left"/>
+              <w:rPr>
+                <w:rFonts w:hint="default" w:ascii="Segoe UI" w:hAnsi="Segoe UI" w:eastAsia="Segoe UI" w:cs="Segoe UI"/>
+                <w:sz w:val="22"/>
+                <w:szCs w:val="22"/>
+              </w:rPr>
+            </w:pPr>
+            <w:r>
+              <w:rPr>
+                <w:rFonts w:hint="default" w:ascii="Segoe UI" w:hAnsi="Segoe UI" w:eastAsia="Segoe UI" w:cs="Segoe UI"/>
+                <w:kern w:val="0"/>
+                <w:sz w:val="22"/>
+                <w:szCs w:val="22"/>
                 <w:lang w:val="en-US" w:eastAsia="zh-CN" w:bidi="ar"/>
               </w:rPr>
               <w:t>运行中</w:t>
@@ -2256,8 +2151,8 @@
         </w:tc>
         <w:tc>
           <w:tcPr>
-            <w:tcW w:w="0" w:type="auto"/>
-            <w:shd w:val="clear"/>
+            <w:tcW w:w="829" w:type="dxa"/>
+            <w:shd w:val="clear" w:color="auto" w:fill="auto"/>
             <w:tcMar>
               <w:top w:w="150" w:type="dxa"/>
               <w:left w:w="240" w:type="dxa"/>
@@ -2286,27 +2181,10 @@
                 <w:kern w:val="0"/>
                 <w:sz w:val="22"/>
                 <w:szCs w:val="22"/>
-                <w:bdr w:val="none" w:color="auto" w:sz="0" w:space="0"/>
                 <w:lang w:val="en-US" w:eastAsia="zh-CN" w:bidi="ar"/>
               </w:rPr>
               <w:t>□是 □否</w:t>
             </w:r>
-          </w:p>
-        </w:tc>
-        <w:tc>
-          <w:tcPr>
-            <w:tcW w:w="0" w:type="auto"/>
-            <w:shd w:val="clear"/>
-            <w:vAlign w:val="center"/>
-          </w:tcPr>
-          <w:p>
-            <w:pPr>
-              <w:rPr>
-                <w:rFonts w:hint="eastAsia" w:ascii="宋体"/>
-                <w:sz w:val="24"/>
-                <w:szCs w:val="24"/>
-              </w:rPr>
-            </w:pPr>
           </w:p>
         </w:tc>
       </w:tr>
@@ -2320,7 +2198,7 @@
             <w:insideH w:val="single" w:color="auto" w:sz="4" w:space="0"/>
             <w:insideV w:val="single" w:color="auto" w:sz="4" w:space="0"/>
           </w:tblBorders>
-          <w:shd w:val="clear"/>
+          <w:shd w:val="clear" w:color="auto" w:fill="auto"/>
           <w:tblCellMar>
             <w:top w:w="15" w:type="dxa"/>
             <w:left w:w="15" w:type="dxa"/>
@@ -2331,7 +2209,7 @@
         <w:tc>
           <w:tcPr>
             <w:tcW w:w="0" w:type="auto"/>
-            <w:shd w:val="clear"/>
+            <w:shd w:val="clear" w:color="auto" w:fill="auto"/>
             <w:tcMar>
               <w:top w:w="150" w:type="dxa"/>
               <w:left w:w="0" w:type="dxa"/>
@@ -2360,7 +2238,6 @@
                 <w:kern w:val="0"/>
                 <w:sz w:val="22"/>
                 <w:szCs w:val="22"/>
-                <w:bdr w:val="none" w:color="auto" w:sz="0" w:space="0"/>
                 <w:lang w:val="en-US" w:eastAsia="zh-CN" w:bidi="ar"/>
               </w:rPr>
               <w:t>10</w:t>
@@ -2370,36 +2247,35 @@
         <w:tc>
           <w:tcPr>
             <w:tcW w:w="0" w:type="auto"/>
-            <w:shd w:val="clear"/>
-            <w:tcMar>
-              <w:top w:w="150" w:type="dxa"/>
-              <w:left w:w="240" w:type="dxa"/>
-              <w:bottom w:w="150" w:type="dxa"/>
-              <w:right w:w="240" w:type="dxa"/>
-            </w:tcMar>
-            <w:vAlign w:val="center"/>
-          </w:tcPr>
-          <w:p>
-            <w:pPr>
-              <w:keepNext w:val="0"/>
-              <w:keepLines w:val="0"/>
-              <w:widowControl/>
-              <w:suppressLineNumbers w:val="0"/>
-              <w:spacing w:line="300" w:lineRule="atLeast"/>
-              <w:jc w:val="left"/>
-              <w:rPr>
-                <w:rFonts w:hint="default" w:ascii="Segoe UI" w:hAnsi="Segoe UI" w:eastAsia="Segoe UI" w:cs="Segoe UI"/>
-                <w:sz w:val="22"/>
-                <w:szCs w:val="22"/>
-              </w:rPr>
-            </w:pPr>
-            <w:r>
-              <w:rPr>
-                <w:rFonts w:hint="default" w:ascii="Segoe UI" w:hAnsi="Segoe UI" w:eastAsia="Segoe UI" w:cs="Segoe UI"/>
-                <w:kern w:val="0"/>
-                <w:sz w:val="22"/>
-                <w:szCs w:val="22"/>
-                <w:bdr w:val="none" w:color="auto" w:sz="0" w:space="0"/>
+            <w:shd w:val="clear" w:color="auto" w:fill="auto"/>
+            <w:tcMar>
+              <w:top w:w="150" w:type="dxa"/>
+              <w:left w:w="240" w:type="dxa"/>
+              <w:bottom w:w="150" w:type="dxa"/>
+              <w:right w:w="240" w:type="dxa"/>
+            </w:tcMar>
+            <w:vAlign w:val="center"/>
+          </w:tcPr>
+          <w:p>
+            <w:pPr>
+              <w:keepNext w:val="0"/>
+              <w:keepLines w:val="0"/>
+              <w:widowControl/>
+              <w:suppressLineNumbers w:val="0"/>
+              <w:spacing w:line="300" w:lineRule="atLeast"/>
+              <w:jc w:val="left"/>
+              <w:rPr>
+                <w:rFonts w:hint="default" w:ascii="Segoe UI" w:hAnsi="Segoe UI" w:eastAsia="Segoe UI" w:cs="Segoe UI"/>
+                <w:sz w:val="22"/>
+                <w:szCs w:val="22"/>
+              </w:rPr>
+            </w:pPr>
+            <w:r>
+              <w:rPr>
+                <w:rFonts w:hint="default" w:ascii="Segoe UI" w:hAnsi="Segoe UI" w:eastAsia="Segoe UI" w:cs="Segoe UI"/>
+                <w:kern w:val="0"/>
+                <w:sz w:val="22"/>
+                <w:szCs w:val="22"/>
                 <w:lang w:val="en-US" w:eastAsia="zh-CN" w:bidi="ar"/>
               </w:rPr>
               <w:t>高危端口</w:t>
@@ -2409,36 +2285,35 @@
         <w:tc>
           <w:tcPr>
             <w:tcW w:w="0" w:type="auto"/>
-            <w:shd w:val="clear"/>
-            <w:tcMar>
-              <w:top w:w="150" w:type="dxa"/>
-              <w:left w:w="240" w:type="dxa"/>
-              <w:bottom w:w="150" w:type="dxa"/>
-              <w:right w:w="240" w:type="dxa"/>
-            </w:tcMar>
-            <w:vAlign w:val="center"/>
-          </w:tcPr>
-          <w:p>
-            <w:pPr>
-              <w:keepNext w:val="0"/>
-              <w:keepLines w:val="0"/>
-              <w:widowControl/>
-              <w:suppressLineNumbers w:val="0"/>
-              <w:spacing w:line="300" w:lineRule="atLeast"/>
-              <w:jc w:val="left"/>
-              <w:rPr>
-                <w:rFonts w:hint="default" w:ascii="Segoe UI" w:hAnsi="Segoe UI" w:eastAsia="Segoe UI" w:cs="Segoe UI"/>
-                <w:sz w:val="22"/>
-                <w:szCs w:val="22"/>
-              </w:rPr>
-            </w:pPr>
-            <w:r>
-              <w:rPr>
-                <w:rFonts w:hint="default" w:ascii="Segoe UI" w:hAnsi="Segoe UI" w:eastAsia="Segoe UI" w:cs="Segoe UI"/>
-                <w:kern w:val="0"/>
-                <w:sz w:val="22"/>
-                <w:szCs w:val="22"/>
-                <w:bdr w:val="none" w:color="auto" w:sz="0" w:space="0"/>
+            <w:shd w:val="clear" w:color="auto" w:fill="auto"/>
+            <w:tcMar>
+              <w:top w:w="150" w:type="dxa"/>
+              <w:left w:w="240" w:type="dxa"/>
+              <w:bottom w:w="150" w:type="dxa"/>
+              <w:right w:w="240" w:type="dxa"/>
+            </w:tcMar>
+            <w:vAlign w:val="center"/>
+          </w:tcPr>
+          <w:p>
+            <w:pPr>
+              <w:keepNext w:val="0"/>
+              <w:keepLines w:val="0"/>
+              <w:widowControl/>
+              <w:suppressLineNumbers w:val="0"/>
+              <w:spacing w:line="300" w:lineRule="atLeast"/>
+              <w:jc w:val="left"/>
+              <w:rPr>
+                <w:rFonts w:hint="default" w:ascii="Segoe UI" w:hAnsi="Segoe UI" w:eastAsia="Segoe UI" w:cs="Segoe UI"/>
+                <w:sz w:val="22"/>
+                <w:szCs w:val="22"/>
+              </w:rPr>
+            </w:pPr>
+            <w:r>
+              <w:rPr>
+                <w:rFonts w:hint="default" w:ascii="Segoe UI" w:hAnsi="Segoe UI" w:eastAsia="Segoe UI" w:cs="Segoe UI"/>
+                <w:kern w:val="0"/>
+                <w:sz w:val="22"/>
+                <w:szCs w:val="22"/>
                 <w:lang w:val="en-US" w:eastAsia="zh-CN" w:bidi="ar"/>
               </w:rPr>
               <w:t>netstat -tulnp</w:t>
@@ -2448,36 +2323,35 @@
         <w:tc>
           <w:tcPr>
             <w:tcW w:w="0" w:type="auto"/>
-            <w:shd w:val="clear"/>
-            <w:tcMar>
-              <w:top w:w="150" w:type="dxa"/>
-              <w:left w:w="240" w:type="dxa"/>
-              <w:bottom w:w="150" w:type="dxa"/>
-              <w:right w:w="240" w:type="dxa"/>
-            </w:tcMar>
-            <w:vAlign w:val="center"/>
-          </w:tcPr>
-          <w:p>
-            <w:pPr>
-              <w:keepNext w:val="0"/>
-              <w:keepLines w:val="0"/>
-              <w:widowControl/>
-              <w:suppressLineNumbers w:val="0"/>
-              <w:spacing w:line="300" w:lineRule="atLeast"/>
-              <w:jc w:val="left"/>
-              <w:rPr>
-                <w:rFonts w:hint="default" w:ascii="Segoe UI" w:hAnsi="Segoe UI" w:eastAsia="Segoe UI" w:cs="Segoe UI"/>
-                <w:sz w:val="22"/>
-                <w:szCs w:val="22"/>
-              </w:rPr>
-            </w:pPr>
-            <w:r>
-              <w:rPr>
-                <w:rFonts w:hint="default" w:ascii="Segoe UI" w:hAnsi="Segoe UI" w:eastAsia="Segoe UI" w:cs="Segoe UI"/>
-                <w:kern w:val="0"/>
-                <w:sz w:val="22"/>
-                <w:szCs w:val="22"/>
-                <w:bdr w:val="none" w:color="auto" w:sz="0" w:space="0"/>
+            <w:shd w:val="clear" w:color="auto" w:fill="auto"/>
+            <w:tcMar>
+              <w:top w:w="150" w:type="dxa"/>
+              <w:left w:w="240" w:type="dxa"/>
+              <w:bottom w:w="150" w:type="dxa"/>
+              <w:right w:w="240" w:type="dxa"/>
+            </w:tcMar>
+            <w:vAlign w:val="center"/>
+          </w:tcPr>
+          <w:p>
+            <w:pPr>
+              <w:keepNext w:val="0"/>
+              <w:keepLines w:val="0"/>
+              <w:widowControl/>
+              <w:suppressLineNumbers w:val="0"/>
+              <w:spacing w:line="300" w:lineRule="atLeast"/>
+              <w:jc w:val="left"/>
+              <w:rPr>
+                <w:rFonts w:hint="default" w:ascii="Segoe UI" w:hAnsi="Segoe UI" w:eastAsia="Segoe UI" w:cs="Segoe UI"/>
+                <w:sz w:val="22"/>
+                <w:szCs w:val="22"/>
+              </w:rPr>
+            </w:pPr>
+            <w:r>
+              <w:rPr>
+                <w:rFonts w:hint="default" w:ascii="Segoe UI" w:hAnsi="Segoe UI" w:eastAsia="Segoe UI" w:cs="Segoe UI"/>
+                <w:kern w:val="0"/>
+                <w:sz w:val="22"/>
+                <w:szCs w:val="22"/>
                 <w:lang w:val="en-US" w:eastAsia="zh-CN" w:bidi="ar"/>
               </w:rPr>
               <w:t>23/telnet, 21/ftp关闭</w:t>
@@ -2486,8 +2360,8 @@
         </w:tc>
         <w:tc>
           <w:tcPr>
-            <w:tcW w:w="0" w:type="auto"/>
-            <w:shd w:val="clear"/>
+            <w:tcW w:w="829" w:type="dxa"/>
+            <w:shd w:val="clear" w:color="auto" w:fill="auto"/>
             <w:tcMar>
               <w:top w:w="150" w:type="dxa"/>
               <w:left w:w="240" w:type="dxa"/>
@@ -2516,27 +2390,10 @@
                 <w:kern w:val="0"/>
                 <w:sz w:val="22"/>
                 <w:szCs w:val="22"/>
-                <w:bdr w:val="none" w:color="auto" w:sz="0" w:space="0"/>
                 <w:lang w:val="en-US" w:eastAsia="zh-CN" w:bidi="ar"/>
               </w:rPr>
               <w:t>□是 □否</w:t>
             </w:r>
-          </w:p>
-        </w:tc>
-        <w:tc>
-          <w:tcPr>
-            <w:tcW w:w="0" w:type="auto"/>
-            <w:shd w:val="clear"/>
-            <w:vAlign w:val="center"/>
-          </w:tcPr>
-          <w:p>
-            <w:pPr>
-              <w:rPr>
-                <w:rFonts w:hint="eastAsia" w:ascii="宋体"/>
-                <w:sz w:val="24"/>
-                <w:szCs w:val="24"/>
-              </w:rPr>
-            </w:pPr>
           </w:p>
         </w:tc>
       </w:tr>
@@ -2628,7 +2485,7 @@
     <w:lsdException w:qFormat="1" w:unhideWhenUsed="0" w:uiPriority="0" w:semiHidden="0" w:name="Title"/>
     <w:lsdException w:unhideWhenUsed="0" w:uiPriority="0" w:semiHidden="0" w:name="Closing"/>
     <w:lsdException w:unhideWhenUsed="0" w:uiPriority="0" w:semiHidden="0" w:name="Signature"/>
-    <w:lsdException w:unhideWhenUsed="0" w:uiPriority="0" w:name="Default Paragraph Font"/>
+    <w:lsdException w:qFormat="1" w:unhideWhenUsed="0" w:uiPriority="0" w:name="Default Paragraph Font"/>
     <w:lsdException w:unhideWhenUsed="0" w:uiPriority="0" w:semiHidden="0" w:name="Body Text"/>
     <w:lsdException w:unhideWhenUsed="0" w:uiPriority="0" w:semiHidden="0" w:name="Body Text Indent"/>
     <w:lsdException w:unhideWhenUsed="0" w:uiPriority="0" w:semiHidden="0" w:name="List Continue"/>
@@ -2666,7 +2523,7 @@
     <w:lsdException w:unhideWhenUsed="0" w:uiPriority="0" w:semiHidden="0" w:name="HTML Sample"/>
     <w:lsdException w:unhideWhenUsed="0" w:uiPriority="0" w:semiHidden="0" w:name="HTML Typewriter"/>
     <w:lsdException w:unhideWhenUsed="0" w:uiPriority="0" w:semiHidden="0" w:name="HTML Variable"/>
-    <w:lsdException w:unhideWhenUsed="0" w:uiPriority="0" w:name="Normal Table"/>
+    <w:lsdException w:qFormat="1" w:unhideWhenUsed="0" w:uiPriority="0" w:name="Normal Table"/>
     <w:lsdException w:unhideWhenUsed="0" w:uiPriority="0" w:semiHidden="0" w:name="annotation subject"/>
     <w:lsdException w:unhideWhenUsed="0" w:uiPriority="0" w:semiHidden="0" w:name="Table Simple 1"/>
     <w:lsdException w:unhideWhenUsed="0" w:uiPriority="0" w:semiHidden="0" w:name="Table Simple 2"/>
@@ -2853,11 +2710,13 @@
   <w:style w:type="character" w:default="1" w:styleId="4">
     <w:name w:val="Default Paragraph Font"/>
     <w:semiHidden/>
+    <w:qFormat/>
     <w:uiPriority w:val="0"/>
   </w:style>
   <w:style w:type="table" w:default="1" w:styleId="3">
     <w:name w:val="Normal Table"/>
     <w:semiHidden/>
+    <w:qFormat/>
     <w:uiPriority w:val="0"/>
     <w:tblPr>
       <w:tblCellMar>
